--- a/PlastiBioFuel/Funding_Loop/2026-08-22_DOE_SBIR-STTR_FY26-Phase-I-Genesis-Mission/02_Pitch_Responses.docx
+++ b/PlastiBioFuel/Funding_Loop/2026-08-22_DOE_SBIR-STTR_FY26-Phase-I-Genesis-Mission/02_Pitch_Responses.docx
@@ -2,459 +2,233 @@
 <file path=word/document.xml><?xml version="1.0" encoding="utf-8"?>
 <w:document xmlns:wpc="http://schemas.microsoft.com/office/word/2010/wordprocessingCanvas" xmlns:mo="http://schemas.microsoft.com/office/mac/office/2008/main" xmlns:mc="http://schemas.openxmlformats.org/markup-compatibility/2006" xmlns:mv="urn:schemas-microsoft-com:mac:vml" xmlns:o="urn:schemas-microsoft-com:office:office" xmlns:r="http://schemas.openxmlformats.org/officeDocument/2006/relationships" xmlns:m="http://schemas.openxmlformats.org/officeDocument/2006/math" xmlns:v="urn:schemas-microsoft-com:vml" xmlns:wp14="http://schemas.microsoft.com/office/word/2010/wordprocessingDrawing" xmlns:wp="http://schemas.openxmlformats.org/drawingml/2006/wordprocessingDrawing" xmlns:w10="urn:schemas-microsoft-com:office:word" xmlns:w="http://schemas.openxmlformats.org/wordprocessingml/2006/main" xmlns:w14="http://schemas.microsoft.com/office/word/2010/wordml" xmlns:wpg="http://schemas.microsoft.com/office/word/2010/wordprocessingGroup" xmlns:wpi="http://schemas.microsoft.com/office/word/2010/wordprocessingInk" xmlns:wne="http://schemas.microsoft.com/office/word/2006/wordml" xmlns:wps="http://schemas.microsoft.com/office/word/2010/wordprocessingShape" mc:Ignorable="w14 wp14">
   <w:body>
+    <w:tbl>
+      <w:tblPr>
+        <w:tblW w:type="auto" w:w="0"/>
+        <w:jc w:val="left"/>
+        <w:tblLayout w:type="fixed"/>
+        <w:tblLook w:firstColumn="1" w:firstRow="1" w:lastColumn="0" w:lastRow="0" w:noHBand="0" w:noVBand="1" w:val="04A0"/>
+        <w:tblInd w:w="-1440" w:type="dxa"/>
+        <w:tblLayout w:type="fixed"/>
+      </w:tblPr>
+      <w:tblGrid>
+        <w:gridCol w:w="4680"/>
+        <w:gridCol w:w="4680"/>
+      </w:tblGrid>
+      <w:tr>
+        <w:tc>
+          <w:tcPr>
+            <w:tcW w:type="dxa" w:w="6120"/>
+            <w:tcBorders>
+              <w:top w:val="nil"/>
+              <w:left w:val="nil"/>
+              <w:bottom w:val="nil"/>
+              <w:right w:val="nil"/>
+            </w:tcBorders>
+            <w:tcMar>
+              <w:top w:w="0" w:type="dxa"/>
+              <w:start w:w="0" w:type="dxa"/>
+              <w:bottom w:w="0" w:type="dxa"/>
+              <w:end w:w="0" w:type="dxa"/>
+            </w:tcMar>
+            <w:shd w:val="clear" w:color="auto" w:fill="045AA9"/>
+            <w:tcMar>
+              <w:top w:w="140" w:type="dxa"/>
+              <w:start w:w="1440" w:type="dxa"/>
+              <w:bottom w:w="140" w:type="dxa"/>
+              <w:end w:w="0" w:type="dxa"/>
+            </w:tcMar>
+          </w:tcPr>
+          <w:p>
+            <w:pPr>
+              <w:spacing w:before="0" w:after="0" w:line="240" w:lineRule="auto"/>
+            </w:pPr>
+            <w:r>
+              <w:rPr>
+                <w:rFonts w:ascii="Aptos Display" w:hAnsi="Aptos Display" w:cs="Aptos Display" w:eastAsia="Aptos Display"/>
+                <w:b/>
+                <w:i w:val="0"/>
+                <w:color w:val="FFFFFF"/>
+                <w:sz w:val="22"/>
+                <w:spacing w:val="36"/>
+              </w:rPr>
+              <w:t>PLASTIBIOFUEL</w:t>
+            </w:r>
+          </w:p>
+        </w:tc>
+        <w:tc>
+          <w:tcPr>
+            <w:tcW w:type="dxa" w:w="6120"/>
+            <w:tcBorders>
+              <w:top w:val="nil"/>
+              <w:left w:val="nil"/>
+              <w:bottom w:val="nil"/>
+              <w:right w:val="nil"/>
+            </w:tcBorders>
+            <w:tcMar>
+              <w:top w:w="0" w:type="dxa"/>
+              <w:start w:w="0" w:type="dxa"/>
+              <w:bottom w:w="0" w:type="dxa"/>
+              <w:end w:w="0" w:type="dxa"/>
+            </w:tcMar>
+            <w:shd w:val="clear" w:color="auto" w:fill="045AA9"/>
+            <w:tcMar>
+              <w:top w:w="140" w:type="dxa"/>
+              <w:start w:w="0" w:type="dxa"/>
+              <w:bottom w:w="140" w:type="dxa"/>
+              <w:end w:w="1440" w:type="dxa"/>
+            </w:tcMar>
+          </w:tcPr>
+          <w:p>
+            <w:pPr>
+              <w:spacing w:before="0" w:after="0" w:line="240" w:lineRule="auto"/>
+              <w:jc w:val="right"/>
+            </w:pPr>
+            <w:r>
+              <w:rPr>
+                <w:rFonts w:ascii="Aptos Display" w:hAnsi="Aptos Display" w:cs="Aptos Display" w:eastAsia="Aptos Display"/>
+                <w:b/>
+                <w:i w:val="0"/>
+                <w:color w:val="9EC8F0"/>
+                <w:sz w:val="16"/>
+                <w:spacing w:val="38"/>
+              </w:rPr>
+              <w:t>PITCH RESPONSES</w:t>
+            </w:r>
+          </w:p>
+        </w:tc>
+      </w:tr>
+    </w:tbl>
+    <w:tbl>
+      <w:tblPr>
+        <w:tblW w:type="auto" w:w="0"/>
+        <w:jc w:val="left"/>
+        <w:tblLayout w:type="fixed"/>
+        <w:tblLook w:firstColumn="1" w:firstRow="1" w:lastColumn="0" w:lastRow="0" w:noHBand="0" w:noVBand="1" w:val="04A0"/>
+        <w:tblInd w:w="-1440" w:type="dxa"/>
+        <w:tblLayout w:type="fixed"/>
+      </w:tblPr>
+      <w:tblGrid>
+        <w:gridCol w:w="9360"/>
+      </w:tblGrid>
+      <w:tr>
+        <w:tc>
+          <w:tcPr>
+            <w:tcW w:type="dxa" w:w="12240"/>
+            <w:tcBorders>
+              <w:top w:val="nil"/>
+              <w:left w:val="nil"/>
+              <w:bottom w:val="nil"/>
+              <w:right w:val="nil"/>
+            </w:tcBorders>
+            <w:tcMar>
+              <w:top w:w="0" w:type="dxa"/>
+              <w:start w:w="0" w:type="dxa"/>
+              <w:bottom w:w="0" w:type="dxa"/>
+              <w:end w:w="0" w:type="dxa"/>
+            </w:tcMar>
+            <w:shd w:val="clear" w:color="auto" w:fill="D50057"/>
+            <w:tcMar>
+              <w:top w:w="0" w:type="dxa"/>
+              <w:start w:w="0" w:type="dxa"/>
+              <w:bottom w:w="0" w:type="dxa"/>
+              <w:end w:w="0" w:type="dxa"/>
+            </w:tcMar>
+          </w:tcPr>
+          <w:p>
+            <w:pPr>
+              <w:spacing w:before="0" w:after="0" w:line="240" w:lineRule="auto"/>
+            </w:pPr>
+            <w:r>
+              <w:rPr>
+                <w:rFonts w:ascii="Aptos" w:hAnsi="Aptos" w:cs="Aptos" w:eastAsia="Aptos"/>
+                <w:b w:val="0"/>
+                <w:i w:val="0"/>
+                <w:color w:val="2A2A2A"/>
+                <w:sz w:val="4"/>
+              </w:rPr>
+            </w:r>
+          </w:p>
+        </w:tc>
+      </w:tr>
+    </w:tbl>
     <w:p>
       <w:pPr>
-        <w:spacing w:after="40"/>
+        <w:spacing w:before="0" w:after="240" w:line="240" w:lineRule="auto"/>
+      </w:pPr>
+    </w:p>
+    <w:p>
+      <w:pPr>
+        <w:keepNext/>
+        <w:spacing w:before="0" w:after="100" w:line="264" w:lineRule="auto"/>
       </w:pPr>
       <w:r>
         <w:rPr>
-          <w:rFonts w:ascii="Calibri" w:hAnsi="Calibri" w:cs="Calibri" w:eastAsia="Calibri"/>
+          <w:rFonts w:ascii="Aptos Display" w:hAnsi="Aptos Display" w:cs="Aptos Display" w:eastAsia="Aptos Display"/>
           <w:b/>
+          <w:i w:val="0"/>
           <w:color w:val="045AA9"/>
-          <w:sz w:val="40"/>
+          <w:sz w:val="18"/>
+          <w:spacing w:val="28"/>
         </w:rPr>
-        <w:t>Pitch Responses</w:t>
+        <w:t>DOE SBIR/STTR FY26 PHASE I  ·  GENESIS MISSION</w:t>
       </w:r>
     </w:p>
     <w:p>
       <w:pPr>
-        <w:spacing w:after="240"/>
+        <w:keepNext/>
+        <w:spacing w:before="0" w:after="0" w:line="247" w:lineRule="auto"/>
       </w:pPr>
       <w:r>
         <w:rPr>
-          <w:rFonts w:ascii="Calibri" w:hAnsi="Calibri" w:cs="Calibri" w:eastAsia="Calibri"/>
+          <w:rFonts w:ascii="Aptos Display" w:hAnsi="Aptos Display" w:cs="Aptos Display" w:eastAsia="Aptos Display"/>
           <w:b/>
-          <w:color w:val="D50057"/>
-          <w:sz w:val="21"/>
+          <w:i w:val="0"/>
+          <w:color w:val="2A2A2A"/>
+          <w:sz w:val="56"/>
         </w:rPr>
-        <w:t>DOE SBIR/STTR FY26 Phase I, Genesis Mission | Topic 1, Scaling the Biotechnology Revolution</w:t>
+        <w:t>Topic 1, Scaling the</w:t>
       </w:r>
     </w:p>
     <w:p>
       <w:pPr>
-        <w:spacing w:after="120"/>
+        <w:keepNext/>
+        <w:spacing w:before="0" w:after="120" w:line="247" w:lineRule="auto"/>
       </w:pPr>
       <w:r>
         <w:rPr>
-          <w:rFonts w:ascii="Calibri" w:hAnsi="Calibri" w:cs="Calibri" w:eastAsia="Calibri"/>
+          <w:rFonts w:ascii="Aptos Display" w:hAnsi="Aptos Display" w:cs="Aptos Display" w:eastAsia="Aptos Display"/>
+          <w:b/>
+          <w:i w:val="0"/>
           <w:color w:val="2A2A2A"/>
-          <w:sz w:val="22"/>
+          <w:sz w:val="56"/>
         </w:rPr>
-        <w:t>Copy each answer below into the matching open-text field in AMP. Word counts are given so you can check them against the Pitch Development Guide before pasting. Images and video are not enabled in the pitch application, so all four answers are plain text.</w:t>
+        <w:t>Biotechnology Revolution</w:t>
       </w:r>
     </w:p>
     <w:p>
       <w:pPr>
-        <w:spacing w:after="120"/>
+        <w:spacing w:before="0" w:after="260" w:line="312" w:lineRule="auto"/>
       </w:pPr>
       <w:r>
         <w:rPr>
-          <w:rFonts w:ascii="Calibri" w:hAnsi="Calibri" w:cs="Calibri" w:eastAsia="Calibri"/>
-          <w:b/>
-          <w:color w:val="2A2A2A"/>
+          <w:rFonts w:ascii="Aptos" w:hAnsi="Aptos" w:cs="Aptos" w:eastAsia="Aptos"/>
+          <w:b w:val="0"/>
+          <w:i w:val="0"/>
+          <w:color w:val="4A5561"/>
           <w:sz w:val="22"/>
         </w:rPr>
-        <w:t xml:space="preserve">Project title to enter in AMP: </w:t>
-      </w:r>
-      <w:r>
-        <w:rPr>
-          <w:rFonts w:ascii="Calibri" w:hAnsi="Calibri" w:cs="Calibri" w:eastAsia="Calibri"/>
-          <w:color w:val="2A2A2A"/>
-          <w:sz w:val="22"/>
-        </w:rPr>
-        <w:t>Physics-Informed Machine Learning for Design of Continuous Immobilized-Enzyme Reactors Converting Post-Consumer PET to Fuel-Grade Ethanol</w:t>
-      </w:r>
-    </w:p>
-    <w:p>
-      <w:pPr>
-        <w:spacing w:after="120"/>
-      </w:pPr>
-      <w:r>
-        <w:rPr>
-          <w:rFonts w:ascii="Calibri" w:hAnsi="Calibri" w:cs="Calibri" w:eastAsia="Calibri"/>
-          <w:b/>
-          <w:color w:val="2A2A2A"/>
-          <w:sz w:val="22"/>
-        </w:rPr>
-        <w:t xml:space="preserve">Topic selection: </w:t>
-      </w:r>
-      <w:r>
-        <w:rPr>
-          <w:rFonts w:ascii="Calibri" w:hAnsi="Calibri" w:cs="Calibri" w:eastAsia="Calibri"/>
-          <w:color w:val="2A2A2A"/>
-          <w:sz w:val="22"/>
-        </w:rPr>
-        <w:t>Topic 1, Scaling the Biotechnology Revolution. This cannot be changed after the pitch is submitted.</w:t>
-      </w:r>
-    </w:p>
-    <w:p>
-      <w:pPr>
-        <w:spacing w:before="280" w:after="80"/>
-      </w:pPr>
-      <w:r>
-        <w:rPr>
-          <w:rFonts w:ascii="Calibri" w:hAnsi="Calibri" w:cs="Calibri" w:eastAsia="Calibri"/>
-          <w:b/>
-          <w:color w:val="045AA9"/>
-          <w:sz w:val="27"/>
-        </w:rPr>
-        <w:t>Question 1. Summary, Topic, and Mission Alignment  (97 words)</w:t>
-      </w:r>
-    </w:p>
-    <w:p>
-      <w:pPr>
-        <w:spacing w:after="120"/>
-      </w:pPr>
-      <w:r>
-        <w:rPr>
-          <w:rFonts w:ascii="Calibri" w:hAnsi="Calibri" w:cs="Calibri" w:eastAsia="Calibri"/>
-          <w:color w:val="2A2A2A"/>
-          <w:sz w:val="22"/>
-        </w:rPr>
-        <w:t>PlastiBioFuel converts post-consumer PET plastic waste into fuel-grade ethanol. A PET hydrolase is immobilized inside a custom covalent organic framework and run in a continuous spiral-flow reactor, and the recovered monomers are biologically converted to ethanol. Scale-up of this reactor class is limited by design search, not by enzyme performance. We will build a physics-informed machine learning model of the immobilized-enzyme reactor, train it on our own continuous-operation data, and use it to predict operating conditions that we then confirm experimentally. This is AI applied to bioreactor design and biomanufacturing for a bioproduct, which is Topic 1.</w:t>
-      </w:r>
-    </w:p>
-    <w:p>
-      <w:pPr>
-        <w:spacing w:before="280" w:after="80"/>
-      </w:pPr>
-      <w:r>
-        <w:rPr>
-          <w:rFonts w:ascii="Calibri" w:hAnsi="Calibri" w:cs="Calibri" w:eastAsia="Calibri"/>
-          <w:b/>
-          <w:color w:val="045AA9"/>
-          <w:sz w:val="27"/>
-        </w:rPr>
-        <w:t>Question 2. Technical Promise  (202 words)</w:t>
-      </w:r>
-    </w:p>
-    <w:p>
-      <w:pPr>
-        <w:spacing w:after="120"/>
-      </w:pPr>
-      <w:r>
-        <w:rPr>
-          <w:rFonts w:ascii="Calibri" w:hAnsi="Calibri" w:cs="Calibri" w:eastAsia="Calibri"/>
-          <w:b/>
-          <w:color w:val="2A2A2A"/>
-          <w:sz w:val="22"/>
-        </w:rPr>
-        <w:t xml:space="preserve">Significance. </w:t>
-      </w:r>
-      <w:r>
-        <w:rPr>
-          <w:rFonts w:ascii="Calibri" w:hAnsi="Calibri" w:cs="Calibri" w:eastAsia="Calibri"/>
-          <w:color w:val="2A2A2A"/>
-          <w:sz w:val="22"/>
-        </w:rPr>
-        <w:t>Enzymatic PET recycling is now limited by reactor engineering rather than enzyme discovery. Operating conditions for continuous immobilized-enzyme reactors are still chosen by one-factor-at-a-time bench runs that take days each, so only a small part of the design space is ever searched, and scale-up decisions rest on thin evidence.</w:t>
-      </w:r>
-    </w:p>
-    <w:p>
-      <w:pPr>
-        <w:spacing w:after="120"/>
-      </w:pPr>
-      <w:r>
-        <w:rPr>
-          <w:rFonts w:ascii="Calibri" w:hAnsi="Calibri" w:cs="Calibri" w:eastAsia="Calibri"/>
-          <w:b/>
-          <w:color w:val="2A2A2A"/>
-          <w:sz w:val="22"/>
-        </w:rPr>
-        <w:t xml:space="preserve">Innovation. </w:t>
-      </w:r>
-      <w:r>
-        <w:rPr>
-          <w:rFonts w:ascii="Calibri" w:hAnsi="Calibri" w:cs="Calibri" w:eastAsia="Calibri"/>
-          <w:color w:val="2A2A2A"/>
-          <w:sz w:val="22"/>
-        </w:rPr>
-        <w:t>FAST-PETase was reported by the Alper group at the University of Texas at Austin in 2022. PlastiBioFuel did not invent the enzyme. Our contributions, covered by USPTO provisional 63/848,456, are the covalent organic framework immobilization system, the spiral-flow reactor geometry, and the integrated depolymerization-to-ethanol process. Phase I adds a surrogate model that predicts conversion and turnover frequency from temperature, residence time, feedstock crystallinity, and enzyme loading density, then proposes the next conditions for the reactor to run.</w:t>
-      </w:r>
-    </w:p>
-    <w:p>
-      <w:pPr>
-        <w:spacing w:after="120"/>
-      </w:pPr>
-      <w:r>
-        <w:rPr>
-          <w:rFonts w:ascii="Calibri" w:hAnsi="Calibri" w:cs="Calibri" w:eastAsia="Calibri"/>
-          <w:b/>
-          <w:color w:val="2A2A2A"/>
-          <w:sz w:val="22"/>
-        </w:rPr>
-        <w:t xml:space="preserve">Feasibility. </w:t>
-      </w:r>
-      <w:r>
-        <w:rPr>
-          <w:rFonts w:ascii="Calibri" w:hAnsi="Calibri" w:cs="Calibri" w:eastAsia="Calibri"/>
-          <w:color w:val="2A2A2A"/>
-          <w:sz w:val="22"/>
-        </w:rPr>
-        <w:t>The training data already exists. We have depolymerized real high-crystallinity post-consumer bottle PET to terephthalic acid, MHET, and ethylene glycol with HPLC confirmation, loaded the framework to near-complete enzyme occupancy with full retention of catalytic activity, held product formation linear through 24 hours of continuous operation, and shown that turnover-frequency decline tracks substrate depletion rather than enzyme deactivation. Identifiable kinetics are what make this model tractable on a Phase I budget and schedule.</w:t>
-      </w:r>
-    </w:p>
-    <w:p>
-      <w:pPr>
-        <w:spacing w:before="200" w:after="40"/>
-      </w:pPr>
-      <w:r>
-        <w:rPr>
-          <w:rFonts w:ascii="Calibri" w:hAnsi="Calibri" w:cs="Calibri" w:eastAsia="Calibri"/>
-          <w:b/>
-          <w:color w:val="045AA9"/>
-          <w:sz w:val="23"/>
-        </w:rPr>
-        <w:t>Optional add-on sentence, only if the Pitch Development Guide allows more words</w:t>
-      </w:r>
-    </w:p>
-    <w:p>
-      <w:pPr>
-        <w:spacing w:after="120"/>
-      </w:pPr>
-      <w:r>
-        <w:rPr>
-          <w:rFonts w:ascii="Calibri" w:hAnsi="Calibri" w:cs="Calibri" w:eastAsia="Calibri"/>
-          <w:color w:val="2A2A2A"/>
-          <w:sz w:val="22"/>
-        </w:rPr>
-        <w:t>Phase I will produce a model whose predictions are tested against held-out reactor runs, so the go or no-go evidence at the end of Phase I is a measured prediction error, not a claim.  (34 words)</w:t>
-      </w:r>
-    </w:p>
-    <w:p>
-      <w:pPr>
-        <w:spacing w:before="280" w:after="80"/>
-      </w:pPr>
-      <w:r>
-        <w:rPr>
-          <w:rFonts w:ascii="Calibri" w:hAnsi="Calibri" w:cs="Calibri" w:eastAsia="Calibri"/>
-          <w:b/>
-          <w:color w:val="045AA9"/>
-          <w:sz w:val="27"/>
-        </w:rPr>
-        <w:t>Question 3. Commercialization Potential  (191 words)</w:t>
-      </w:r>
-    </w:p>
-    <w:p>
-      <w:pPr>
-        <w:spacing w:after="120"/>
-      </w:pPr>
-      <w:r>
-        <w:rPr>
-          <w:rFonts w:ascii="Calibri" w:hAnsi="Calibri" w:cs="Calibri" w:eastAsia="Calibri"/>
-          <w:b/>
-          <w:color w:val="2A2A2A"/>
-          <w:sz w:val="22"/>
-        </w:rPr>
-        <w:t xml:space="preserve">Value proposition. </w:t>
-      </w:r>
-      <w:r>
-        <w:rPr>
-          <w:rFonts w:ascii="Calibri" w:hAnsi="Calibri" w:cs="Calibri" w:eastAsia="Calibri"/>
-          <w:color w:val="2A2A2A"/>
-          <w:sz w:val="22"/>
-        </w:rPr>
-        <w:t>The product is fuel-grade ethanol made from a waste feedstock. Post-consumer PET is abundant, domestically sourced, priced well below agricultural feedstock, and it does not compete with food production. Low carbon fuel standard credit value applies to the finished fuel and is the firmer part of the value case. Federal renewable identification number eligibility remains subject to final renewable-fuel pathway qualification, and we do not assume it.</w:t>
-      </w:r>
-    </w:p>
-    <w:p>
-      <w:pPr>
-        <w:spacing w:after="120"/>
-      </w:pPr>
-      <w:r>
-        <w:rPr>
-          <w:rFonts w:ascii="Calibri" w:hAnsi="Calibri" w:cs="Calibri" w:eastAsia="Calibri"/>
-          <w:b/>
-          <w:color w:val="2A2A2A"/>
-          <w:sz w:val="22"/>
-        </w:rPr>
-        <w:t xml:space="preserve">Competitive advantage. </w:t>
-      </w:r>
-      <w:r>
-        <w:rPr>
-          <w:rFonts w:ascii="Calibri" w:hAnsi="Calibri" w:cs="Calibri" w:eastAsia="Calibri"/>
-          <w:color w:val="2A2A2A"/>
-          <w:sz w:val="22"/>
-        </w:rPr>
-        <w:t>Pyrolysis routes to fuel carry high energy cost per gallon. Mechanical recycling degrades polymer quality on every cycle. Enzymatic recyclers that return monomer to virgin-equivalent resin compete for the same feedstock but sell into the resin market, so our offtake channel does not overlap theirs. The design model shortens the bench-to-plant step, which is where enzymatic routes usually stall.</w:t>
-      </w:r>
-    </w:p>
-    <w:p>
-      <w:pPr>
-        <w:spacing w:after="120"/>
-      </w:pPr>
-      <w:r>
-        <w:rPr>
-          <w:rFonts w:ascii="Calibri" w:hAnsi="Calibri" w:cs="Calibri" w:eastAsia="Calibri"/>
-          <w:b/>
-          <w:color w:val="2A2A2A"/>
-          <w:sz w:val="22"/>
-        </w:rPr>
-        <w:t xml:space="preserve">Go to market. </w:t>
-      </w:r>
-      <w:r>
-        <w:rPr>
-          <w:rFonts w:ascii="Calibri" w:hAnsi="Calibri" w:cs="Calibri" w:eastAsia="Calibri"/>
-          <w:color w:val="2A2A2A"/>
-          <w:sz w:val="22"/>
-        </w:rPr>
-        <w:t>We are in offtake discussions with ARG Petro, a regional fuel distributor, and have their interest. Texas puts PET waste aggregation, refining infrastructure, and fuel blending demand in one region. The Phase I output is a sizing and operating envelope for the first modular unit, so the model feeds a capital decision rather than sitting on a shelf.</w:t>
-      </w:r>
-    </w:p>
-    <w:p>
-      <w:pPr>
-        <w:spacing w:before="200" w:after="40"/>
-      </w:pPr>
-      <w:r>
-        <w:rPr>
-          <w:rFonts w:ascii="Calibri" w:hAnsi="Calibri" w:cs="Calibri" w:eastAsia="Calibri"/>
-          <w:b/>
-          <w:color w:val="045AA9"/>
-          <w:sz w:val="23"/>
-        </w:rPr>
-        <w:t>Optional add-on sentence, only if the Pitch Development Guide allows more words</w:t>
-      </w:r>
-    </w:p>
-    <w:p>
-      <w:pPr>
-        <w:spacing w:after="120"/>
-      </w:pPr>
-      <w:r>
-        <w:rPr>
-          <w:rFonts w:ascii="Calibri" w:hAnsi="Calibri" w:cs="Calibri" w:eastAsia="Calibri"/>
-          <w:color w:val="2A2A2A"/>
-          <w:sz w:val="22"/>
-        </w:rPr>
-        <w:t>A first modular unit sited near a Texas PET aggregation point is the specific commercial target that Phase I is meant to de-risk.  (23 words)</w:t>
-      </w:r>
-    </w:p>
-    <w:p>
-      <w:pPr>
-        <w:spacing w:before="280" w:after="80"/>
-      </w:pPr>
-      <w:r>
-        <w:rPr>
-          <w:rFonts w:ascii="Calibri" w:hAnsi="Calibri" w:cs="Calibri" w:eastAsia="Calibri"/>
-          <w:b/>
-          <w:color w:val="045AA9"/>
-          <w:sz w:val="27"/>
-        </w:rPr>
-        <w:t>Question 4. Team Qualifications  (181 words)</w:t>
-      </w:r>
-    </w:p>
-    <w:p>
-      <w:pPr>
-        <w:spacing w:after="120"/>
-      </w:pPr>
-      <w:r>
-        <w:rPr>
-          <w:rFonts w:ascii="Calibri" w:hAnsi="Calibri" w:cs="Calibri" w:eastAsia="Calibri"/>
-          <w:b/>
-          <w:color w:val="2A2A2A"/>
-          <w:sz w:val="22"/>
-        </w:rPr>
-        <w:t xml:space="preserve">Company. </w:t>
-      </w:r>
-      <w:r>
-        <w:rPr>
-          <w:rFonts w:ascii="Calibri" w:hAnsi="Calibri" w:cs="Calibri" w:eastAsia="Calibri"/>
-          <w:color w:val="2A2A2A"/>
-          <w:sz w:val="22"/>
-        </w:rPr>
-        <w:t>Michael David Ward, Founder and CEO, is the principal investigator and is primarily employed by PlastiBioFuel. The company is a service-disabled veteran-owned small business verified through SBA VetCert, holds USPTO provisional 63/848,456, and generated the preliminary data cited here with its research partner. All work will be performed in the United States.</w:t>
-      </w:r>
-    </w:p>
-    <w:p>
-      <w:pPr>
-        <w:spacing w:after="120"/>
-      </w:pPr>
-      <w:r>
-        <w:rPr>
-          <w:rFonts w:ascii="Calibri" w:hAnsi="Calibri" w:cs="Calibri" w:eastAsia="Calibri"/>
-          <w:b/>
-          <w:color w:val="2A2A2A"/>
-          <w:sz w:val="22"/>
-        </w:rPr>
-        <w:t xml:space="preserve">Partnerships. </w:t>
-      </w:r>
-      <w:r>
-        <w:rPr>
-          <w:rFonts w:ascii="Calibri" w:hAnsi="Calibri" w:cs="Calibri" w:eastAsia="Calibri"/>
-          <w:color w:val="2A2A2A"/>
-          <w:sz w:val="22"/>
-        </w:rPr>
-        <w:t>The University of North Texas is our research partner under executed Sponsored Research Agreement SRA1016, with a $250,000 extension under negotiation. Dr. Shengqian Ma, Department of Chemistry, leads covalent organic framework and immobilization chemistry; his group has published on enzyme immobilization in covalent organic frameworks and on framework host materials for enzymes. Dr. Joshua Phipps, postdoctoral researcher, runs day-to-day wet lab work. The partnership gives Phase I reactor access, HPLC analytics, and materials characterization with no capital spending.</w:t>
-      </w:r>
-    </w:p>
-    <w:p>
-      <w:pPr>
-        <w:spacing w:after="120"/>
-      </w:pPr>
-      <w:r>
-        <w:rPr>
-          <w:rFonts w:ascii="Calibri" w:hAnsi="Calibri" w:cs="Calibri" w:eastAsia="Calibri"/>
-          <w:b/>
-          <w:color w:val="2A2A2A"/>
-          <w:sz w:val="22"/>
-        </w:rPr>
-        <w:t xml:space="preserve">Follow-on funding. </w:t>
-      </w:r>
-      <w:r>
-        <w:rPr>
-          <w:rFonts w:ascii="Calibri" w:hAnsi="Calibri" w:cs="Calibri" w:eastAsia="Calibri"/>
-          <w:color w:val="2A2A2A"/>
-          <w:sz w:val="22"/>
-        </w:rPr>
-        <w:t>PlastiBioFuel has a separate NSF SBIR Phase I proposal, Research.gov 328095, submitting against the November 4, 2026 window. That proposal covers wet chemistry and reactor hardware and does not overlap the computational scope proposed here. We disclose it so DOE can confirm there is no duplicate funding.</w:t>
-      </w:r>
-    </w:p>
-    <w:p>
-      <w:pPr>
-        <w:spacing w:before="200" w:after="40"/>
-      </w:pPr>
-      <w:r>
-        <w:rPr>
-          <w:rFonts w:ascii="Calibri" w:hAnsi="Calibri" w:cs="Calibri" w:eastAsia="Calibri"/>
-          <w:b/>
-          <w:color w:val="045AA9"/>
-          <w:sz w:val="23"/>
-        </w:rPr>
-        <w:t>Optional add-on sentence, only if the Pitch Development Guide allows more words</w:t>
-      </w:r>
-    </w:p>
-    <w:p>
-      <w:pPr>
-        <w:spacing w:after="120"/>
-      </w:pPr>
-      <w:r>
-        <w:rPr>
-          <w:rFonts w:ascii="Calibri" w:hAnsi="Calibri" w:cs="Calibri" w:eastAsia="Calibri"/>
-          <w:color w:val="2A2A2A"/>
-          <w:sz w:val="22"/>
-        </w:rPr>
-        <w:t>Marshall Nadel is a seed investor in PlastiBioFuel, and Patrick Tarlton of the Texas Concrete Association supports business development.  (19 words)</w:t>
-      </w:r>
-    </w:p>
-    <w:p>
-      <w:pPr>
-        <w:spacing w:before="280" w:after="80"/>
-      </w:pPr>
-      <w:r>
-        <w:rPr>
-          <w:rFonts w:ascii="Calibri" w:hAnsi="Calibri" w:cs="Calibri" w:eastAsia="Calibri"/>
-          <w:b/>
-          <w:color w:val="045AA9"/>
-          <w:sz w:val="27"/>
-        </w:rPr>
-        <w:t>Word count summary</w:t>
+        <w:t>Copy each answer into the matching open-text field in AMP. Word counts are shown so you can check them against the Pitch Development Guide before pasting. Images and video are not enabled, so all four answers are plain text.</w:t>
       </w:r>
     </w:p>
     <w:tbl>
       <w:tblPr>
         <w:tblW w:type="auto" w:w="0"/>
         <w:jc w:val="left"/>
-        <w:tblLayout w:type="autofit"/>
+        <w:tblLayout w:type="fixed"/>
         <w:tblLook w:firstColumn="1" w:firstRow="1" w:lastColumn="0" w:lastRow="0" w:noHBand="0" w:noVBand="1" w:val="04A0"/>
+        <w:tblInd w:w="0" w:type="dxa"/>
+        <w:tblLayout w:type="fixed"/>
       </w:tblPr>
       <w:tblGrid>
         <w:gridCol w:w="3120"/>
@@ -464,79 +238,1584 @@
       <w:tr>
         <w:tc>
           <w:tcPr>
-            <w:tcW w:type="dxa" w:w="5040"/>
+            <w:tcW w:type="dxa" w:w="3120"/>
+            <w:tcMar>
+              <w:top w:w="0" w:type="dxa"/>
+              <w:start w:w="0" w:type="dxa"/>
+              <w:bottom w:w="0" w:type="dxa"/>
+              <w:end w:w="0" w:type="dxa"/>
+            </w:tcMar>
             <w:tcBorders>
-              <w:top w:val="single" w:sz="4" w:space="0" w:color="D9D9D9"/>
-              <w:left w:val="single" w:sz="4" w:space="0" w:color="D9D9D9"/>
-              <w:bottom w:val="single" w:sz="4" w:space="0" w:color="D9D9D9"/>
-              <w:right w:val="single" w:sz="4" w:space="0" w:color="D9D9D9"/>
+              <w:top w:val="single" w:sz="12" w:space="0" w:color="2A2A2A"/>
+              <w:left w:val="nil"/>
+              <w:bottom w:val="single" w:sz="6" w:space="0" w:color="E3E8EF"/>
+              <w:right w:val="single" w:sz="6" w:space="0" w:color="E3E8EF"/>
             </w:tcBorders>
+            <w:tcMar>
+              <w:top w:w="160" w:type="dxa"/>
+              <w:start w:w="0" w:type="dxa"/>
+              <w:bottom w:w="160" w:type="dxa"/>
+              <w:end w:w="240" w:type="dxa"/>
+            </w:tcMar>
           </w:tcPr>
           <w:p>
             <w:pPr>
-              <w:spacing w:after="40" w:before="40" w:line="264" w:lineRule="auto"/>
+              <w:spacing w:before="0" w:after="0" w:line="240" w:lineRule="auto"/>
             </w:pPr>
-            <w:r/>
             <w:r>
               <w:rPr>
-                <w:rFonts w:ascii="Calibri" w:hAnsi="Calibri" w:cs="Calibri" w:eastAsia="Calibri"/>
+                <w:rFonts w:ascii="Aptos Display" w:hAnsi="Aptos Display" w:cs="Aptos Display" w:eastAsia="Aptos Display"/>
                 <w:b/>
+                <w:i w:val="0"/>
+                <w:color w:val="6B7684"/>
+                <w:sz w:val="15"/>
+                <w:spacing w:val="22"/>
+              </w:rPr>
+              <w:t>TOTAL WORDS</w:t>
+            </w:r>
+          </w:p>
+          <w:p>
+            <w:pPr>
+              <w:spacing w:before="80" w:after="0" w:line="240" w:lineRule="auto"/>
+            </w:pPr>
+            <w:r>
+              <w:rPr>
+                <w:rFonts w:ascii="Aptos Display" w:hAnsi="Aptos Display" w:cs="Aptos Display" w:eastAsia="Aptos Display"/>
+                <w:b/>
+                <w:i w:val="0"/>
                 <w:color w:val="045AA9"/>
-                <w:sz w:val="20"/>
+                <w:sz w:val="46"/>
               </w:rPr>
-              <w:t>Question</w:t>
+              <w:t>671</w:t>
+            </w:r>
+          </w:p>
+          <w:p>
+            <w:pPr>
+              <w:spacing w:before="80" w:after="0" w:line="264" w:lineRule="auto"/>
+            </w:pPr>
+            <w:r>
+              <w:rPr>
+                <w:rFonts w:ascii="Aptos" w:hAnsi="Aptos" w:cs="Aptos" w:eastAsia="Aptos"/>
+                <w:b w:val="0"/>
+                <w:i w:val="0"/>
+                <w:color w:val="6B7684"/>
+                <w:sz w:val="18"/>
+              </w:rPr>
+              <w:t>across four answers</w:t>
             </w:r>
           </w:p>
         </w:tc>
         <w:tc>
           <w:tcPr>
-            <w:tcW w:type="dxa" w:w="2160"/>
+            <w:tcW w:type="dxa" w:w="3120"/>
+            <w:tcMar>
+              <w:top w:w="0" w:type="dxa"/>
+              <w:start w:w="0" w:type="dxa"/>
+              <w:bottom w:w="0" w:type="dxa"/>
+              <w:end w:w="0" w:type="dxa"/>
+            </w:tcMar>
             <w:tcBorders>
-              <w:top w:val="single" w:sz="4" w:space="0" w:color="D9D9D9"/>
-              <w:left w:val="single" w:sz="4" w:space="0" w:color="D9D9D9"/>
-              <w:bottom w:val="single" w:sz="4" w:space="0" w:color="D9D9D9"/>
-              <w:right w:val="single" w:sz="4" w:space="0" w:color="D9D9D9"/>
+              <w:top w:val="single" w:sz="12" w:space="0" w:color="2A2A2A"/>
+              <w:left w:val="nil"/>
+              <w:bottom w:val="single" w:sz="6" w:space="0" w:color="E3E8EF"/>
+              <w:right w:val="single" w:sz="6" w:space="0" w:color="E3E8EF"/>
             </w:tcBorders>
+            <w:tcMar>
+              <w:top w:w="160" w:type="dxa"/>
+              <w:start w:w="240" w:type="dxa"/>
+              <w:bottom w:w="160" w:type="dxa"/>
+              <w:end w:w="240" w:type="dxa"/>
+            </w:tcMar>
           </w:tcPr>
           <w:p>
             <w:pPr>
-              <w:spacing w:after="40" w:before="40" w:line="264" w:lineRule="auto"/>
+              <w:spacing w:before="0" w:after="0" w:line="240" w:lineRule="auto"/>
             </w:pPr>
-            <w:r/>
             <w:r>
               <w:rPr>
-                <w:rFonts w:ascii="Calibri" w:hAnsi="Calibri" w:cs="Calibri" w:eastAsia="Calibri"/>
+                <w:rFonts w:ascii="Aptos Display" w:hAnsi="Aptos Display" w:cs="Aptos Display" w:eastAsia="Aptos Display"/>
                 <w:b/>
+                <w:i w:val="0"/>
+                <w:color w:val="6B7684"/>
+                <w:sz w:val="15"/>
+                <w:spacing w:val="22"/>
+              </w:rPr>
+              <w:t>QUESTION 1</w:t>
+            </w:r>
+          </w:p>
+          <w:p>
+            <w:pPr>
+              <w:spacing w:before="80" w:after="0" w:line="240" w:lineRule="auto"/>
+            </w:pPr>
+            <w:r>
+              <w:rPr>
+                <w:rFonts w:ascii="Aptos Display" w:hAnsi="Aptos Display" w:cs="Aptos Display" w:eastAsia="Aptos Display"/>
+                <w:b/>
+                <w:i w:val="0"/>
                 <w:color w:val="045AA9"/>
-                <w:sz w:val="20"/>
+                <w:sz w:val="46"/>
               </w:rPr>
-              <w:t>Words as written</w:t>
+              <w:t>97</w:t>
+            </w:r>
+          </w:p>
+          <w:p>
+            <w:pPr>
+              <w:spacing w:before="80" w:after="0" w:line="264" w:lineRule="auto"/>
+            </w:pPr>
+            <w:r>
+              <w:rPr>
+                <w:rFonts w:ascii="Aptos" w:hAnsi="Aptos" w:cs="Aptos" w:eastAsia="Aptos"/>
+                <w:b w:val="0"/>
+                <w:i w:val="0"/>
+                <w:color w:val="6B7684"/>
+                <w:sz w:val="18"/>
+              </w:rPr>
+              <w:t>held under 100</w:t>
             </w:r>
           </w:p>
         </w:tc>
         <w:tc>
           <w:tcPr>
-            <w:tcW w:type="dxa" w:w="2160"/>
+            <w:tcW w:type="dxa" w:w="3120"/>
+            <w:tcMar>
+              <w:top w:w="0" w:type="dxa"/>
+              <w:start w:w="0" w:type="dxa"/>
+              <w:bottom w:w="0" w:type="dxa"/>
+              <w:end w:w="0" w:type="dxa"/>
+            </w:tcMar>
             <w:tcBorders>
-              <w:top w:val="single" w:sz="4" w:space="0" w:color="D9D9D9"/>
-              <w:left w:val="single" w:sz="4" w:space="0" w:color="D9D9D9"/>
-              <w:bottom w:val="single" w:sz="4" w:space="0" w:color="D9D9D9"/>
-              <w:right w:val="single" w:sz="4" w:space="0" w:color="D9D9D9"/>
+              <w:top w:val="single" w:sz="12" w:space="0" w:color="2A2A2A"/>
+              <w:left w:val="nil"/>
+              <w:bottom w:val="single" w:sz="6" w:space="0" w:color="E3E8EF"/>
+              <w:right w:val="nil"/>
+            </w:tcBorders>
+            <w:tcMar>
+              <w:top w:w="160" w:type="dxa"/>
+              <w:start w:w="240" w:type="dxa"/>
+              <w:bottom w:w="160" w:type="dxa"/>
+              <w:end w:w="240" w:type="dxa"/>
+            </w:tcMar>
+          </w:tcPr>
+          <w:p>
+            <w:pPr>
+              <w:spacing w:before="0" w:after="0" w:line="240" w:lineRule="auto"/>
+            </w:pPr>
+            <w:r>
+              <w:rPr>
+                <w:rFonts w:ascii="Aptos Display" w:hAnsi="Aptos Display" w:cs="Aptos Display" w:eastAsia="Aptos Display"/>
+                <w:b/>
+                <w:i w:val="0"/>
+                <w:color w:val="6B7684"/>
+                <w:sz w:val="15"/>
+                <w:spacing w:val="22"/>
+              </w:rPr>
+              <w:t>TOPIC</w:t>
+            </w:r>
+          </w:p>
+          <w:p>
+            <w:pPr>
+              <w:spacing w:before="80" w:after="0" w:line="240" w:lineRule="auto"/>
+            </w:pPr>
+            <w:r>
+              <w:rPr>
+                <w:rFonts w:ascii="Aptos Display" w:hAnsi="Aptos Display" w:cs="Aptos Display" w:eastAsia="Aptos Display"/>
+                <w:b/>
+                <w:i w:val="0"/>
+                <w:color w:val="045AA9"/>
+                <w:sz w:val="46"/>
+              </w:rPr>
+              <w:t>Locked</w:t>
+            </w:r>
+          </w:p>
+          <w:p>
+            <w:pPr>
+              <w:spacing w:before="80" w:after="0" w:line="264" w:lineRule="auto"/>
+            </w:pPr>
+            <w:r>
+              <w:rPr>
+                <w:rFonts w:ascii="Aptos" w:hAnsi="Aptos" w:cs="Aptos" w:eastAsia="Aptos"/>
+                <w:b w:val="0"/>
+                <w:i w:val="0"/>
+                <w:color w:val="6B7684"/>
+                <w:sz w:val="18"/>
+              </w:rPr>
+              <w:t>after the pitch is submitted</w:t>
+            </w:r>
+          </w:p>
+        </w:tc>
+      </w:tr>
+    </w:tbl>
+    <w:p>
+      <w:pPr>
+        <w:spacing w:before="0" w:after="180" w:line="240" w:lineRule="auto"/>
+      </w:pPr>
+    </w:p>
+    <w:tbl>
+      <w:tblPr>
+        <w:tblW w:type="auto" w:w="0"/>
+        <w:jc w:val="left"/>
+        <w:tblLayout w:type="fixed"/>
+        <w:tblLook w:firstColumn="1" w:firstRow="1" w:lastColumn="0" w:lastRow="0" w:noHBand="0" w:noVBand="1" w:val="04A0"/>
+        <w:tblInd w:w="0" w:type="dxa"/>
+        <w:tblLayout w:type="fixed"/>
+      </w:tblPr>
+      <w:tblGrid>
+        <w:gridCol w:w="9360"/>
+      </w:tblGrid>
+      <w:tr>
+        <w:tc>
+          <w:tcPr>
+            <w:tcW w:type="dxa" w:w="9360"/>
+            <w:tcMar>
+              <w:top w:w="0" w:type="dxa"/>
+              <w:start w:w="0" w:type="dxa"/>
+              <w:bottom w:w="0" w:type="dxa"/>
+              <w:end w:w="0" w:type="dxa"/>
+            </w:tcMar>
+            <w:tcBorders>
+              <w:top w:val="single" w:sz="6" w:space="0" w:color="E3E8EF"/>
+              <w:left w:val="nil"/>
+              <w:bottom w:val="nil"/>
+              <w:right w:val="nil"/>
+            </w:tcBorders>
+            <w:tcMar>
+              <w:top w:w="140" w:type="dxa"/>
+              <w:start w:w="0" w:type="dxa"/>
+              <w:bottom w:w="140" w:type="dxa"/>
+              <w:end w:w="0" w:type="dxa"/>
+            </w:tcMar>
+          </w:tcPr>
+          <w:p>
+            <w:pPr>
+              <w:spacing w:before="0" w:after="0" w:line="264" w:lineRule="auto"/>
+            </w:pPr>
+            <w:r>
+              <w:rPr>
+                <w:rFonts w:ascii="Aptos Display" w:hAnsi="Aptos Display" w:cs="Aptos Display" w:eastAsia="Aptos Display"/>
+                <w:b/>
+                <w:i w:val="0"/>
+                <w:color w:val="045AA9"/>
+                <w:sz w:val="15"/>
+                <w:spacing w:val="22"/>
+              </w:rPr>
+              <w:t>PROJECT TITLE TO ENTER IN AMP</w:t>
+            </w:r>
+          </w:p>
+          <w:p>
+            <w:pPr>
+              <w:spacing w:before="60" w:after="0" w:line="302" w:lineRule="auto"/>
+            </w:pPr>
+            <w:r>
+              <w:rPr>
+                <w:rFonts w:ascii="Aptos" w:hAnsi="Aptos" w:cs="Aptos" w:eastAsia="Aptos"/>
+                <w:b/>
+                <w:i w:val="0"/>
+                <w:color w:val="2A2A2A"/>
+                <w:sz w:val="19"/>
+              </w:rPr>
+              <w:t>Physics-Informed Machine Learning for Design of Continuous Immobilized-Enzyme Reactors Converting Post-Consumer PET to Fuel-Grade Ethanol</w:t>
+            </w:r>
+          </w:p>
+        </w:tc>
+      </w:tr>
+    </w:tbl>
+    <w:p>
+      <w:pPr>
+        <w:spacing w:before="0" w:after="120" w:line="240" w:lineRule="auto"/>
+      </w:pPr>
+    </w:p>
+    <w:tbl>
+      <w:tblPr>
+        <w:tblW w:type="auto" w:w="0"/>
+        <w:jc w:val="left"/>
+        <w:tblLayout w:type="fixed"/>
+        <w:tblLook w:firstColumn="1" w:firstRow="1" w:lastColumn="0" w:lastRow="0" w:noHBand="0" w:noVBand="1" w:val="04A0"/>
+        <w:tblInd w:w="0" w:type="dxa"/>
+        <w:tblLayout w:type="fixed"/>
+      </w:tblPr>
+      <w:tblGrid>
+        <w:gridCol w:w="3120"/>
+        <w:gridCol w:w="3120"/>
+        <w:gridCol w:w="3120"/>
+      </w:tblGrid>
+      <w:tr>
+        <w:tc>
+          <w:tcPr>
+            <w:tcW w:type="dxa" w:w="1238"/>
+            <w:tcBorders>
+              <w:top w:val="nil"/>
+              <w:left w:val="nil"/>
+              <w:bottom w:val="nil"/>
+              <w:right w:val="nil"/>
+            </w:tcBorders>
+            <w:tcMar>
+              <w:top w:w="0" w:type="dxa"/>
+              <w:start w:w="0" w:type="dxa"/>
+              <w:bottom w:w="0" w:type="dxa"/>
+              <w:end w:w="0" w:type="dxa"/>
+            </w:tcMar>
+            <w:tcMar>
+              <w:top w:w="40" w:type="dxa"/>
+              <w:start w:w="0" w:type="dxa"/>
+              <w:bottom w:w="0" w:type="dxa"/>
+              <w:end w:w="0" w:type="dxa"/>
+            </w:tcMar>
+          </w:tcPr>
+          <w:p>
+            <w:pPr>
+              <w:spacing w:before="0" w:after="0" w:line="228" w:lineRule="auto"/>
+            </w:pPr>
+            <w:r>
+              <w:rPr>
+                <w:rFonts w:ascii="Aptos Display" w:hAnsi="Aptos Display" w:cs="Aptos Display" w:eastAsia="Aptos Display"/>
+                <w:b/>
+                <w:i w:val="0"/>
+                <w:color w:val="D7E6F5"/>
+                <w:sz w:val="60"/>
+              </w:rPr>
+              <w:t>01</w:t>
+            </w:r>
+          </w:p>
+        </w:tc>
+        <w:tc>
+          <w:tcPr>
+            <w:tcW w:type="dxa" w:w="6480"/>
+            <w:tcMar>
+              <w:top w:w="0" w:type="dxa"/>
+              <w:start w:w="0" w:type="dxa"/>
+              <w:bottom w:w="0" w:type="dxa"/>
+              <w:end w:w="0" w:type="dxa"/>
+            </w:tcMar>
+            <w:tcMar>
+              <w:top w:w="160" w:type="dxa"/>
+              <w:start w:w="0" w:type="dxa"/>
+              <w:bottom w:w="120" w:type="dxa"/>
+              <w:end w:w="0" w:type="dxa"/>
+            </w:tcMar>
+            <w:tcBorders>
+              <w:top w:val="nil"/>
+              <w:left w:val="nil"/>
+              <w:bottom w:val="single" w:sz="6" w:space="0" w:color="E3E8EF"/>
+              <w:right w:val="nil"/>
             </w:tcBorders>
           </w:tcPr>
           <w:p>
             <w:pPr>
-              <w:spacing w:after="40" w:before="40" w:line="264" w:lineRule="auto"/>
+              <w:spacing w:before="0" w:after="0" w:line="276" w:lineRule="auto"/>
             </w:pPr>
-            <w:r/>
             <w:r>
               <w:rPr>
-                <w:rFonts w:ascii="Calibri" w:hAnsi="Calibri" w:cs="Calibri" w:eastAsia="Calibri"/>
+                <w:rFonts w:ascii="Aptos Display" w:hAnsi="Aptos Display" w:cs="Aptos Display" w:eastAsia="Aptos Display"/>
                 <w:b/>
+                <w:i w:val="0"/>
                 <w:color w:val="045AA9"/>
-                <w:sz w:val="20"/>
+                <w:sz w:val="28"/>
               </w:rPr>
-              <w:t>Words with add-on</w:t>
+              <w:t>Summary, Topic, and Mission Alignment</w:t>
+            </w:r>
+          </w:p>
+        </w:tc>
+        <w:tc>
+          <w:tcPr>
+            <w:tcW w:type="dxa" w:w="1642"/>
+            <w:tcMar>
+              <w:top w:w="0" w:type="dxa"/>
+              <w:start w:w="0" w:type="dxa"/>
+              <w:bottom w:w="0" w:type="dxa"/>
+              <w:end w:w="0" w:type="dxa"/>
+            </w:tcMar>
+            <w:tcMar>
+              <w:top w:w="180" w:type="dxa"/>
+              <w:start w:w="0" w:type="dxa"/>
+              <w:bottom w:w="120" w:type="dxa"/>
+              <w:end w:w="0" w:type="dxa"/>
+            </w:tcMar>
+            <w:tcBorders>
+              <w:top w:val="nil"/>
+              <w:left w:val="nil"/>
+              <w:bottom w:val="single" w:sz="6" w:space="0" w:color="E3E8EF"/>
+              <w:right w:val="nil"/>
+            </w:tcBorders>
+          </w:tcPr>
+          <w:p>
+            <w:pPr>
+              <w:spacing w:before="0" w:after="0" w:line="288" w:lineRule="auto"/>
+              <w:jc w:val="right"/>
+            </w:pPr>
+            <w:r>
+              <w:rPr>
+                <w:rFonts w:ascii="Aptos Display" w:hAnsi="Aptos Display" w:cs="Aptos Display" w:eastAsia="Aptos Display"/>
+                <w:b/>
+                <w:i w:val="0"/>
+                <w:color w:val="FFFFFF"/>
+                <w:sz w:val="14"/>
+                <w:spacing w:val="20"/>
+                <w:shd w:val="clear" w:color="auto" w:fill="045AA9"/>
+              </w:rPr>
+              <w:t xml:space="preserve"> 97 WORDS </w:t>
+            </w:r>
+          </w:p>
+        </w:tc>
+      </w:tr>
+    </w:tbl>
+    <w:p>
+      <w:pPr>
+        <w:spacing w:before="0" w:after="60" w:line="240" w:lineRule="auto"/>
+      </w:pPr>
+    </w:p>
+    <w:p>
+      <w:pPr>
+        <w:spacing w:before="0" w:after="140" w:line="312" w:lineRule="auto"/>
+        <w:ind w:left="1240"/>
+      </w:pPr>
+      <w:r>
+        <w:rPr>
+          <w:rFonts w:ascii="Aptos" w:hAnsi="Aptos" w:cs="Aptos" w:eastAsia="Aptos"/>
+          <w:b w:val="0"/>
+          <w:i w:val="0"/>
+          <w:color w:val="2A2A2A"/>
+          <w:sz w:val="21"/>
+        </w:rPr>
+        <w:t>PlastiBioFuel converts post-consumer PET plastic waste into fuel-grade ethanol. A PET hydrolase is immobilized inside a custom covalent organic framework and run in a continuous spiral-flow reactor, and the recovered monomers are biologically converted to ethanol. Scale-up of this reactor class is limited by design search, not by enzyme performance. We will build a physics-informed machine learning model of the immobilized-enzyme reactor, train it on our own continuous-operation data, and use it to predict operating conditions that we then confirm experimentally. This is AI applied to bioreactor design and biomanufacturing for a bioproduct, which is Topic 1.</w:t>
+      </w:r>
+    </w:p>
+    <w:p>
+      <w:pPr>
+        <w:spacing w:before="0" w:after="160" w:line="240" w:lineRule="auto"/>
+      </w:pPr>
+    </w:p>
+    <w:tbl>
+      <w:tblPr>
+        <w:tblW w:type="auto" w:w="0"/>
+        <w:jc w:val="left"/>
+        <w:tblLayout w:type="fixed"/>
+        <w:tblLook w:firstColumn="1" w:firstRow="1" w:lastColumn="0" w:lastRow="0" w:noHBand="0" w:noVBand="1" w:val="04A0"/>
+        <w:tblInd w:w="0" w:type="dxa"/>
+        <w:tblLayout w:type="fixed"/>
+      </w:tblPr>
+      <w:tblGrid>
+        <w:gridCol w:w="3120"/>
+        <w:gridCol w:w="3120"/>
+        <w:gridCol w:w="3120"/>
+      </w:tblGrid>
+      <w:tr>
+        <w:tc>
+          <w:tcPr>
+            <w:tcW w:type="dxa" w:w="1238"/>
+            <w:tcBorders>
+              <w:top w:val="nil"/>
+              <w:left w:val="nil"/>
+              <w:bottom w:val="nil"/>
+              <w:right w:val="nil"/>
+            </w:tcBorders>
+            <w:tcMar>
+              <w:top w:w="0" w:type="dxa"/>
+              <w:start w:w="0" w:type="dxa"/>
+              <w:bottom w:w="0" w:type="dxa"/>
+              <w:end w:w="0" w:type="dxa"/>
+            </w:tcMar>
+            <w:tcMar>
+              <w:top w:w="40" w:type="dxa"/>
+              <w:start w:w="0" w:type="dxa"/>
+              <w:bottom w:w="0" w:type="dxa"/>
+              <w:end w:w="0" w:type="dxa"/>
+            </w:tcMar>
+          </w:tcPr>
+          <w:p>
+            <w:pPr>
+              <w:spacing w:before="0" w:after="0" w:line="228" w:lineRule="auto"/>
+            </w:pPr>
+            <w:r>
+              <w:rPr>
+                <w:rFonts w:ascii="Aptos Display" w:hAnsi="Aptos Display" w:cs="Aptos Display" w:eastAsia="Aptos Display"/>
+                <w:b/>
+                <w:i w:val="0"/>
+                <w:color w:val="D7E6F5"/>
+                <w:sz w:val="60"/>
+              </w:rPr>
+              <w:t>02</w:t>
+            </w:r>
+          </w:p>
+        </w:tc>
+        <w:tc>
+          <w:tcPr>
+            <w:tcW w:type="dxa" w:w="6480"/>
+            <w:tcMar>
+              <w:top w:w="0" w:type="dxa"/>
+              <w:start w:w="0" w:type="dxa"/>
+              <w:bottom w:w="0" w:type="dxa"/>
+              <w:end w:w="0" w:type="dxa"/>
+            </w:tcMar>
+            <w:tcMar>
+              <w:top w:w="160" w:type="dxa"/>
+              <w:start w:w="0" w:type="dxa"/>
+              <w:bottom w:w="120" w:type="dxa"/>
+              <w:end w:w="0" w:type="dxa"/>
+            </w:tcMar>
+            <w:tcBorders>
+              <w:top w:val="nil"/>
+              <w:left w:val="nil"/>
+              <w:bottom w:val="single" w:sz="6" w:space="0" w:color="E3E8EF"/>
+              <w:right w:val="nil"/>
+            </w:tcBorders>
+          </w:tcPr>
+          <w:p>
+            <w:pPr>
+              <w:spacing w:before="0" w:after="0" w:line="276" w:lineRule="auto"/>
+            </w:pPr>
+            <w:r>
+              <w:rPr>
+                <w:rFonts w:ascii="Aptos Display" w:hAnsi="Aptos Display" w:cs="Aptos Display" w:eastAsia="Aptos Display"/>
+                <w:b/>
+                <w:i w:val="0"/>
+                <w:color w:val="045AA9"/>
+                <w:sz w:val="28"/>
+              </w:rPr>
+              <w:t>Technical Promise</w:t>
+            </w:r>
+          </w:p>
+        </w:tc>
+        <w:tc>
+          <w:tcPr>
+            <w:tcW w:type="dxa" w:w="1642"/>
+            <w:tcMar>
+              <w:top w:w="0" w:type="dxa"/>
+              <w:start w:w="0" w:type="dxa"/>
+              <w:bottom w:w="0" w:type="dxa"/>
+              <w:end w:w="0" w:type="dxa"/>
+            </w:tcMar>
+            <w:tcMar>
+              <w:top w:w="180" w:type="dxa"/>
+              <w:start w:w="0" w:type="dxa"/>
+              <w:bottom w:w="120" w:type="dxa"/>
+              <w:end w:w="0" w:type="dxa"/>
+            </w:tcMar>
+            <w:tcBorders>
+              <w:top w:val="nil"/>
+              <w:left w:val="nil"/>
+              <w:bottom w:val="single" w:sz="6" w:space="0" w:color="E3E8EF"/>
+              <w:right w:val="nil"/>
+            </w:tcBorders>
+          </w:tcPr>
+          <w:p>
+            <w:pPr>
+              <w:spacing w:before="0" w:after="0" w:line="288" w:lineRule="auto"/>
+              <w:jc w:val="right"/>
+            </w:pPr>
+            <w:r>
+              <w:rPr>
+                <w:rFonts w:ascii="Aptos Display" w:hAnsi="Aptos Display" w:cs="Aptos Display" w:eastAsia="Aptos Display"/>
+                <w:b/>
+                <w:i w:val="0"/>
+                <w:color w:val="FFFFFF"/>
+                <w:sz w:val="14"/>
+                <w:spacing w:val="20"/>
+                <w:shd w:val="clear" w:color="auto" w:fill="045AA9"/>
+              </w:rPr>
+              <w:t xml:space="preserve"> 202 WORDS </w:t>
+            </w:r>
+          </w:p>
+        </w:tc>
+      </w:tr>
+    </w:tbl>
+    <w:p>
+      <w:pPr>
+        <w:spacing w:before="0" w:after="60" w:line="240" w:lineRule="auto"/>
+      </w:pPr>
+    </w:p>
+    <w:p>
+      <w:pPr>
+        <w:spacing w:before="0" w:after="140" w:line="312" w:lineRule="auto"/>
+        <w:ind w:left="1240"/>
+      </w:pPr>
+      <w:r>
+        <w:rPr>
+          <w:rFonts w:ascii="Aptos Display" w:hAnsi="Aptos Display" w:cs="Aptos Display" w:eastAsia="Aptos Display"/>
+          <w:b/>
+          <w:i w:val="0"/>
+          <w:color w:val="045AA9"/>
+          <w:sz w:val="21"/>
+        </w:rPr>
+        <w:t xml:space="preserve">Significance. </w:t>
+      </w:r>
+      <w:r>
+        <w:rPr>
+          <w:rFonts w:ascii="Aptos" w:hAnsi="Aptos" w:cs="Aptos" w:eastAsia="Aptos"/>
+          <w:b w:val="0"/>
+          <w:i w:val="0"/>
+          <w:color w:val="2A2A2A"/>
+          <w:sz w:val="21"/>
+        </w:rPr>
+        <w:t>Enzymatic PET recycling is now limited by reactor engineering rather than enzyme discovery. Operating conditions for continuous immobilized-enzyme reactors are still chosen by one-factor-at-a-time bench runs that take days each, so only a small part of the design space is ever searched, and scale-up decisions rest on thin evidence.</w:t>
+      </w:r>
+    </w:p>
+    <w:p>
+      <w:pPr>
+        <w:spacing w:before="0" w:after="140" w:line="312" w:lineRule="auto"/>
+        <w:ind w:left="1240"/>
+      </w:pPr>
+      <w:r>
+        <w:rPr>
+          <w:rFonts w:ascii="Aptos Display" w:hAnsi="Aptos Display" w:cs="Aptos Display" w:eastAsia="Aptos Display"/>
+          <w:b/>
+          <w:i w:val="0"/>
+          <w:color w:val="045AA9"/>
+          <w:sz w:val="21"/>
+        </w:rPr>
+        <w:t xml:space="preserve">Innovation. </w:t>
+      </w:r>
+      <w:r>
+        <w:rPr>
+          <w:rFonts w:ascii="Aptos" w:hAnsi="Aptos" w:cs="Aptos" w:eastAsia="Aptos"/>
+          <w:b w:val="0"/>
+          <w:i w:val="0"/>
+          <w:color w:val="2A2A2A"/>
+          <w:sz w:val="21"/>
+        </w:rPr>
+        <w:t>FAST-PETase was reported by the Alper group at the University of Texas at Austin in 2022. PlastiBioFuel did not invent the enzyme. Our contributions, covered by USPTO provisional 63/848,456, are the covalent organic framework immobilization system, the spiral-flow reactor geometry, and the integrated depolymerization-to-ethanol process. Phase I adds a surrogate model that predicts conversion and turnover frequency from temperature, residence time, feedstock crystallinity, and enzyme loading density, then proposes the next conditions for the reactor to run.</w:t>
+      </w:r>
+    </w:p>
+    <w:p>
+      <w:pPr>
+        <w:spacing w:before="0" w:after="140" w:line="312" w:lineRule="auto"/>
+        <w:ind w:left="1240"/>
+      </w:pPr>
+      <w:r>
+        <w:rPr>
+          <w:rFonts w:ascii="Aptos Display" w:hAnsi="Aptos Display" w:cs="Aptos Display" w:eastAsia="Aptos Display"/>
+          <w:b/>
+          <w:i w:val="0"/>
+          <w:color w:val="045AA9"/>
+          <w:sz w:val="21"/>
+        </w:rPr>
+        <w:t xml:space="preserve">Feasibility. </w:t>
+      </w:r>
+      <w:r>
+        <w:rPr>
+          <w:rFonts w:ascii="Aptos" w:hAnsi="Aptos" w:cs="Aptos" w:eastAsia="Aptos"/>
+          <w:b w:val="0"/>
+          <w:i w:val="0"/>
+          <w:color w:val="2A2A2A"/>
+          <w:sz w:val="21"/>
+        </w:rPr>
+        <w:t>The training data already exists. We have depolymerized real high-crystallinity post-consumer bottle PET to terephthalic acid, MHET, and ethylene glycol with HPLC confirmation, loaded the framework to near-complete enzyme occupancy with full retention of catalytic activity, held product formation linear through 24 hours of continuous operation, and shown that turnover-frequency decline tracks substrate depletion rather than enzyme deactivation. Identifiable kinetics are what make this model tractable on a Phase I budget and schedule.</w:t>
+      </w:r>
+    </w:p>
+    <w:tbl>
+      <w:tblPr>
+        <w:tblW w:type="auto" w:w="0"/>
+        <w:jc w:val="left"/>
+        <w:tblLayout w:type="fixed"/>
+        <w:tblLook w:firstColumn="1" w:firstRow="1" w:lastColumn="0" w:lastRow="0" w:noHBand="0" w:noVBand="1" w:val="04A0"/>
+        <w:tblInd w:w="0" w:type="dxa"/>
+        <w:tblLayout w:type="fixed"/>
+      </w:tblPr>
+      <w:tblGrid>
+        <w:gridCol w:w="4680"/>
+        <w:gridCol w:w="4680"/>
+      </w:tblGrid>
+      <w:tr>
+        <w:tc>
+          <w:tcPr>
+            <w:tcW w:type="dxa" w:w="1238"/>
+            <w:tcBorders>
+              <w:top w:val="nil"/>
+              <w:left w:val="nil"/>
+              <w:bottom w:val="nil"/>
+              <w:right w:val="nil"/>
+            </w:tcBorders>
+            <w:tcMar>
+              <w:top w:w="0" w:type="dxa"/>
+              <w:start w:w="0" w:type="dxa"/>
+              <w:bottom w:w="0" w:type="dxa"/>
+              <w:end w:w="0" w:type="dxa"/>
+            </w:tcMar>
+          </w:tcPr>
+          <w:p/>
+        </w:tc>
+        <w:tc>
+          <w:tcPr>
+            <w:tcW w:type="dxa" w:w="8122"/>
+            <w:tcMar>
+              <w:top w:w="0" w:type="dxa"/>
+              <w:start w:w="0" w:type="dxa"/>
+              <w:bottom w:w="0" w:type="dxa"/>
+              <w:end w:w="0" w:type="dxa"/>
+            </w:tcMar>
+            <w:tcBorders>
+              <w:top w:val="nil"/>
+              <w:left w:val="single" w:sz="12" w:space="0" w:color="E3E8EF"/>
+              <w:bottom w:val="nil"/>
+              <w:right w:val="nil"/>
+            </w:tcBorders>
+            <w:tcMar>
+              <w:top w:w="60" w:type="dxa"/>
+              <w:start w:w="240" w:type="dxa"/>
+              <w:bottom w:w="60" w:type="dxa"/>
+              <w:end w:w="0" w:type="dxa"/>
+            </w:tcMar>
+          </w:tcPr>
+          <w:p>
+            <w:pPr>
+              <w:spacing w:before="0" w:after="0" w:line="264" w:lineRule="auto"/>
+            </w:pPr>
+            <w:r>
+              <w:rPr>
+                <w:rFonts w:ascii="Aptos Display" w:hAnsi="Aptos Display" w:cs="Aptos Display" w:eastAsia="Aptos Display"/>
+                <w:b/>
+                <w:i w:val="0"/>
+                <w:color w:val="6B7684"/>
+                <w:sz w:val="14"/>
+                <w:spacing w:val="20"/>
+              </w:rPr>
+              <w:t>OPTIONAL ADD-ON, ONLY IF THE GUIDE ALLOWS MORE WORDS  ·  34 WORDS</w:t>
+            </w:r>
+          </w:p>
+          <w:p>
+            <w:pPr>
+              <w:spacing w:before="60" w:after="0" w:line="312" w:lineRule="auto"/>
+            </w:pPr>
+            <w:r>
+              <w:rPr>
+                <w:rFonts w:ascii="Aptos" w:hAnsi="Aptos" w:cs="Aptos" w:eastAsia="Aptos"/>
+                <w:b w:val="0"/>
+                <w:i w:val="0"/>
+                <w:color w:val="4A5561"/>
+                <w:sz w:val="19"/>
+              </w:rPr>
+              <w:t>Phase I will produce a model whose predictions are tested against held-out reactor runs, so the go or no-go evidence at the end of Phase I is a measured prediction error, not a claim.</w:t>
+            </w:r>
+          </w:p>
+        </w:tc>
+      </w:tr>
+    </w:tbl>
+    <w:p>
+      <w:pPr>
+        <w:spacing w:before="0" w:after="80" w:line="240" w:lineRule="auto"/>
+      </w:pPr>
+    </w:p>
+    <w:p>
+      <w:pPr>
+        <w:spacing w:before="0" w:after="160" w:line="240" w:lineRule="auto"/>
+      </w:pPr>
+    </w:p>
+    <w:tbl>
+      <w:tblPr>
+        <w:tblW w:type="auto" w:w="0"/>
+        <w:jc w:val="left"/>
+        <w:tblLayout w:type="fixed"/>
+        <w:tblLook w:firstColumn="1" w:firstRow="1" w:lastColumn="0" w:lastRow="0" w:noHBand="0" w:noVBand="1" w:val="04A0"/>
+        <w:tblInd w:w="0" w:type="dxa"/>
+        <w:tblLayout w:type="fixed"/>
+      </w:tblPr>
+      <w:tblGrid>
+        <w:gridCol w:w="3120"/>
+        <w:gridCol w:w="3120"/>
+        <w:gridCol w:w="3120"/>
+      </w:tblGrid>
+      <w:tr>
+        <w:tc>
+          <w:tcPr>
+            <w:tcW w:type="dxa" w:w="1238"/>
+            <w:tcBorders>
+              <w:top w:val="nil"/>
+              <w:left w:val="nil"/>
+              <w:bottom w:val="nil"/>
+              <w:right w:val="nil"/>
+            </w:tcBorders>
+            <w:tcMar>
+              <w:top w:w="0" w:type="dxa"/>
+              <w:start w:w="0" w:type="dxa"/>
+              <w:bottom w:w="0" w:type="dxa"/>
+              <w:end w:w="0" w:type="dxa"/>
+            </w:tcMar>
+            <w:tcMar>
+              <w:top w:w="40" w:type="dxa"/>
+              <w:start w:w="0" w:type="dxa"/>
+              <w:bottom w:w="0" w:type="dxa"/>
+              <w:end w:w="0" w:type="dxa"/>
+            </w:tcMar>
+          </w:tcPr>
+          <w:p>
+            <w:pPr>
+              <w:spacing w:before="0" w:after="0" w:line="228" w:lineRule="auto"/>
+            </w:pPr>
+            <w:r>
+              <w:rPr>
+                <w:rFonts w:ascii="Aptos Display" w:hAnsi="Aptos Display" w:cs="Aptos Display" w:eastAsia="Aptos Display"/>
+                <w:b/>
+                <w:i w:val="0"/>
+                <w:color w:val="D7E6F5"/>
+                <w:sz w:val="60"/>
+              </w:rPr>
+              <w:t>03</w:t>
+            </w:r>
+          </w:p>
+        </w:tc>
+        <w:tc>
+          <w:tcPr>
+            <w:tcW w:type="dxa" w:w="6480"/>
+            <w:tcMar>
+              <w:top w:w="0" w:type="dxa"/>
+              <w:start w:w="0" w:type="dxa"/>
+              <w:bottom w:w="0" w:type="dxa"/>
+              <w:end w:w="0" w:type="dxa"/>
+            </w:tcMar>
+            <w:tcMar>
+              <w:top w:w="160" w:type="dxa"/>
+              <w:start w:w="0" w:type="dxa"/>
+              <w:bottom w:w="120" w:type="dxa"/>
+              <w:end w:w="0" w:type="dxa"/>
+            </w:tcMar>
+            <w:tcBorders>
+              <w:top w:val="nil"/>
+              <w:left w:val="nil"/>
+              <w:bottom w:val="single" w:sz="6" w:space="0" w:color="E3E8EF"/>
+              <w:right w:val="nil"/>
+            </w:tcBorders>
+          </w:tcPr>
+          <w:p>
+            <w:pPr>
+              <w:spacing w:before="0" w:after="0" w:line="276" w:lineRule="auto"/>
+            </w:pPr>
+            <w:r>
+              <w:rPr>
+                <w:rFonts w:ascii="Aptos Display" w:hAnsi="Aptos Display" w:cs="Aptos Display" w:eastAsia="Aptos Display"/>
+                <w:b/>
+                <w:i w:val="0"/>
+                <w:color w:val="045AA9"/>
+                <w:sz w:val="28"/>
+              </w:rPr>
+              <w:t>Commercialization Potential</w:t>
+            </w:r>
+          </w:p>
+        </w:tc>
+        <w:tc>
+          <w:tcPr>
+            <w:tcW w:type="dxa" w:w="1642"/>
+            <w:tcMar>
+              <w:top w:w="0" w:type="dxa"/>
+              <w:start w:w="0" w:type="dxa"/>
+              <w:bottom w:w="0" w:type="dxa"/>
+              <w:end w:w="0" w:type="dxa"/>
+            </w:tcMar>
+            <w:tcMar>
+              <w:top w:w="180" w:type="dxa"/>
+              <w:start w:w="0" w:type="dxa"/>
+              <w:bottom w:w="120" w:type="dxa"/>
+              <w:end w:w="0" w:type="dxa"/>
+            </w:tcMar>
+            <w:tcBorders>
+              <w:top w:val="nil"/>
+              <w:left w:val="nil"/>
+              <w:bottom w:val="single" w:sz="6" w:space="0" w:color="E3E8EF"/>
+              <w:right w:val="nil"/>
+            </w:tcBorders>
+          </w:tcPr>
+          <w:p>
+            <w:pPr>
+              <w:spacing w:before="0" w:after="0" w:line="288" w:lineRule="auto"/>
+              <w:jc w:val="right"/>
+            </w:pPr>
+            <w:r>
+              <w:rPr>
+                <w:rFonts w:ascii="Aptos Display" w:hAnsi="Aptos Display" w:cs="Aptos Display" w:eastAsia="Aptos Display"/>
+                <w:b/>
+                <w:i w:val="0"/>
+                <w:color w:val="FFFFFF"/>
+                <w:sz w:val="14"/>
+                <w:spacing w:val="20"/>
+                <w:shd w:val="clear" w:color="auto" w:fill="045AA9"/>
+              </w:rPr>
+              <w:t xml:space="preserve"> 191 WORDS </w:t>
+            </w:r>
+          </w:p>
+        </w:tc>
+      </w:tr>
+    </w:tbl>
+    <w:p>
+      <w:pPr>
+        <w:spacing w:before="0" w:after="60" w:line="240" w:lineRule="auto"/>
+      </w:pPr>
+    </w:p>
+    <w:p>
+      <w:pPr>
+        <w:spacing w:before="0" w:after="140" w:line="312" w:lineRule="auto"/>
+        <w:ind w:left="1240"/>
+      </w:pPr>
+      <w:r>
+        <w:rPr>
+          <w:rFonts w:ascii="Aptos Display" w:hAnsi="Aptos Display" w:cs="Aptos Display" w:eastAsia="Aptos Display"/>
+          <w:b/>
+          <w:i w:val="0"/>
+          <w:color w:val="045AA9"/>
+          <w:sz w:val="21"/>
+        </w:rPr>
+        <w:t xml:space="preserve">Value proposition. </w:t>
+      </w:r>
+      <w:r>
+        <w:rPr>
+          <w:rFonts w:ascii="Aptos" w:hAnsi="Aptos" w:cs="Aptos" w:eastAsia="Aptos"/>
+          <w:b w:val="0"/>
+          <w:i w:val="0"/>
+          <w:color w:val="2A2A2A"/>
+          <w:sz w:val="21"/>
+        </w:rPr>
+        <w:t>The product is fuel-grade ethanol made from a waste feedstock. Post-consumer PET is abundant, domestically sourced, priced well below agricultural feedstock, and it does not compete with food production. Low carbon fuel standard credit value applies to the finished fuel and is the firmer part of the value case. Federal renewable identification number eligibility remains subject to final renewable-fuel pathway qualification, and we do not assume it.</w:t>
+      </w:r>
+    </w:p>
+    <w:p>
+      <w:pPr>
+        <w:spacing w:before="0" w:after="140" w:line="312" w:lineRule="auto"/>
+        <w:ind w:left="1240"/>
+      </w:pPr>
+      <w:r>
+        <w:rPr>
+          <w:rFonts w:ascii="Aptos Display" w:hAnsi="Aptos Display" w:cs="Aptos Display" w:eastAsia="Aptos Display"/>
+          <w:b/>
+          <w:i w:val="0"/>
+          <w:color w:val="045AA9"/>
+          <w:sz w:val="21"/>
+        </w:rPr>
+        <w:t xml:space="preserve">Competitive advantage. </w:t>
+      </w:r>
+      <w:r>
+        <w:rPr>
+          <w:rFonts w:ascii="Aptos" w:hAnsi="Aptos" w:cs="Aptos" w:eastAsia="Aptos"/>
+          <w:b w:val="0"/>
+          <w:i w:val="0"/>
+          <w:color w:val="2A2A2A"/>
+          <w:sz w:val="21"/>
+        </w:rPr>
+        <w:t>Pyrolysis routes to fuel carry high energy cost per gallon. Mechanical recycling degrades polymer quality on every cycle. Enzymatic recyclers that return monomer to virgin-equivalent resin compete for the same feedstock but sell into the resin market, so our offtake channel does not overlap theirs. The design model shortens the bench-to-plant step, which is where enzymatic routes usually stall.</w:t>
+      </w:r>
+    </w:p>
+    <w:p>
+      <w:pPr>
+        <w:spacing w:before="0" w:after="140" w:line="312" w:lineRule="auto"/>
+        <w:ind w:left="1240"/>
+      </w:pPr>
+      <w:r>
+        <w:rPr>
+          <w:rFonts w:ascii="Aptos Display" w:hAnsi="Aptos Display" w:cs="Aptos Display" w:eastAsia="Aptos Display"/>
+          <w:b/>
+          <w:i w:val="0"/>
+          <w:color w:val="045AA9"/>
+          <w:sz w:val="21"/>
+        </w:rPr>
+        <w:t xml:space="preserve">Go to market. </w:t>
+      </w:r>
+      <w:r>
+        <w:rPr>
+          <w:rFonts w:ascii="Aptos" w:hAnsi="Aptos" w:cs="Aptos" w:eastAsia="Aptos"/>
+          <w:b w:val="0"/>
+          <w:i w:val="0"/>
+          <w:color w:val="2A2A2A"/>
+          <w:sz w:val="21"/>
+        </w:rPr>
+        <w:t>We are in offtake discussions with ARG Petro, a regional fuel distributor, and have their interest. Texas puts PET waste aggregation, refining infrastructure, and fuel blending demand in one region. The Phase I output is a sizing and operating envelope for the first modular unit, so the model feeds a capital decision rather than sitting on a shelf.</w:t>
+      </w:r>
+    </w:p>
+    <w:tbl>
+      <w:tblPr>
+        <w:tblW w:type="auto" w:w="0"/>
+        <w:jc w:val="left"/>
+        <w:tblLayout w:type="fixed"/>
+        <w:tblLook w:firstColumn="1" w:firstRow="1" w:lastColumn="0" w:lastRow="0" w:noHBand="0" w:noVBand="1" w:val="04A0"/>
+        <w:tblInd w:w="0" w:type="dxa"/>
+        <w:tblLayout w:type="fixed"/>
+      </w:tblPr>
+      <w:tblGrid>
+        <w:gridCol w:w="4680"/>
+        <w:gridCol w:w="4680"/>
+      </w:tblGrid>
+      <w:tr>
+        <w:tc>
+          <w:tcPr>
+            <w:tcW w:type="dxa" w:w="1238"/>
+            <w:tcBorders>
+              <w:top w:val="nil"/>
+              <w:left w:val="nil"/>
+              <w:bottom w:val="nil"/>
+              <w:right w:val="nil"/>
+            </w:tcBorders>
+            <w:tcMar>
+              <w:top w:w="0" w:type="dxa"/>
+              <w:start w:w="0" w:type="dxa"/>
+              <w:bottom w:w="0" w:type="dxa"/>
+              <w:end w:w="0" w:type="dxa"/>
+            </w:tcMar>
+          </w:tcPr>
+          <w:p/>
+        </w:tc>
+        <w:tc>
+          <w:tcPr>
+            <w:tcW w:type="dxa" w:w="8122"/>
+            <w:tcMar>
+              <w:top w:w="0" w:type="dxa"/>
+              <w:start w:w="0" w:type="dxa"/>
+              <w:bottom w:w="0" w:type="dxa"/>
+              <w:end w:w="0" w:type="dxa"/>
+            </w:tcMar>
+            <w:tcBorders>
+              <w:top w:val="nil"/>
+              <w:left w:val="single" w:sz="12" w:space="0" w:color="E3E8EF"/>
+              <w:bottom w:val="nil"/>
+              <w:right w:val="nil"/>
+            </w:tcBorders>
+            <w:tcMar>
+              <w:top w:w="60" w:type="dxa"/>
+              <w:start w:w="240" w:type="dxa"/>
+              <w:bottom w:w="60" w:type="dxa"/>
+              <w:end w:w="0" w:type="dxa"/>
+            </w:tcMar>
+          </w:tcPr>
+          <w:p>
+            <w:pPr>
+              <w:spacing w:before="0" w:after="0" w:line="264" w:lineRule="auto"/>
+            </w:pPr>
+            <w:r>
+              <w:rPr>
+                <w:rFonts w:ascii="Aptos Display" w:hAnsi="Aptos Display" w:cs="Aptos Display" w:eastAsia="Aptos Display"/>
+                <w:b/>
+                <w:i w:val="0"/>
+                <w:color w:val="6B7684"/>
+                <w:sz w:val="14"/>
+                <w:spacing w:val="20"/>
+              </w:rPr>
+              <w:t>OPTIONAL ADD-ON, ONLY IF THE GUIDE ALLOWS MORE WORDS  ·  23 WORDS</w:t>
+            </w:r>
+          </w:p>
+          <w:p>
+            <w:pPr>
+              <w:spacing w:before="60" w:after="0" w:line="312" w:lineRule="auto"/>
+            </w:pPr>
+            <w:r>
+              <w:rPr>
+                <w:rFonts w:ascii="Aptos" w:hAnsi="Aptos" w:cs="Aptos" w:eastAsia="Aptos"/>
+                <w:b w:val="0"/>
+                <w:i w:val="0"/>
+                <w:color w:val="4A5561"/>
+                <w:sz w:val="19"/>
+              </w:rPr>
+              <w:t>A first modular unit sited near a Texas PET aggregation point is the specific commercial target that Phase I is meant to de-risk.</w:t>
+            </w:r>
+          </w:p>
+        </w:tc>
+      </w:tr>
+    </w:tbl>
+    <w:p>
+      <w:pPr>
+        <w:spacing w:before="0" w:after="80" w:line="240" w:lineRule="auto"/>
+      </w:pPr>
+    </w:p>
+    <w:p>
+      <w:pPr>
+        <w:spacing w:before="0" w:after="160" w:line="240" w:lineRule="auto"/>
+      </w:pPr>
+    </w:p>
+    <w:tbl>
+      <w:tblPr>
+        <w:tblW w:type="auto" w:w="0"/>
+        <w:jc w:val="left"/>
+        <w:tblLayout w:type="fixed"/>
+        <w:tblLook w:firstColumn="1" w:firstRow="1" w:lastColumn="0" w:lastRow="0" w:noHBand="0" w:noVBand="1" w:val="04A0"/>
+        <w:tblInd w:w="0" w:type="dxa"/>
+        <w:tblLayout w:type="fixed"/>
+      </w:tblPr>
+      <w:tblGrid>
+        <w:gridCol w:w="3120"/>
+        <w:gridCol w:w="3120"/>
+        <w:gridCol w:w="3120"/>
+      </w:tblGrid>
+      <w:tr>
+        <w:tc>
+          <w:tcPr>
+            <w:tcW w:type="dxa" w:w="1238"/>
+            <w:tcBorders>
+              <w:top w:val="nil"/>
+              <w:left w:val="nil"/>
+              <w:bottom w:val="nil"/>
+              <w:right w:val="nil"/>
+            </w:tcBorders>
+            <w:tcMar>
+              <w:top w:w="0" w:type="dxa"/>
+              <w:start w:w="0" w:type="dxa"/>
+              <w:bottom w:w="0" w:type="dxa"/>
+              <w:end w:w="0" w:type="dxa"/>
+            </w:tcMar>
+            <w:tcMar>
+              <w:top w:w="40" w:type="dxa"/>
+              <w:start w:w="0" w:type="dxa"/>
+              <w:bottom w:w="0" w:type="dxa"/>
+              <w:end w:w="0" w:type="dxa"/>
+            </w:tcMar>
+          </w:tcPr>
+          <w:p>
+            <w:pPr>
+              <w:spacing w:before="0" w:after="0" w:line="228" w:lineRule="auto"/>
+            </w:pPr>
+            <w:r>
+              <w:rPr>
+                <w:rFonts w:ascii="Aptos Display" w:hAnsi="Aptos Display" w:cs="Aptos Display" w:eastAsia="Aptos Display"/>
+                <w:b/>
+                <w:i w:val="0"/>
+                <w:color w:val="D7E6F5"/>
+                <w:sz w:val="60"/>
+              </w:rPr>
+              <w:t>04</w:t>
+            </w:r>
+          </w:p>
+        </w:tc>
+        <w:tc>
+          <w:tcPr>
+            <w:tcW w:type="dxa" w:w="6480"/>
+            <w:tcMar>
+              <w:top w:w="0" w:type="dxa"/>
+              <w:start w:w="0" w:type="dxa"/>
+              <w:bottom w:w="0" w:type="dxa"/>
+              <w:end w:w="0" w:type="dxa"/>
+            </w:tcMar>
+            <w:tcMar>
+              <w:top w:w="160" w:type="dxa"/>
+              <w:start w:w="0" w:type="dxa"/>
+              <w:bottom w:w="120" w:type="dxa"/>
+              <w:end w:w="0" w:type="dxa"/>
+            </w:tcMar>
+            <w:tcBorders>
+              <w:top w:val="nil"/>
+              <w:left w:val="nil"/>
+              <w:bottom w:val="single" w:sz="6" w:space="0" w:color="E3E8EF"/>
+              <w:right w:val="nil"/>
+            </w:tcBorders>
+          </w:tcPr>
+          <w:p>
+            <w:pPr>
+              <w:spacing w:before="0" w:after="0" w:line="276" w:lineRule="auto"/>
+            </w:pPr>
+            <w:r>
+              <w:rPr>
+                <w:rFonts w:ascii="Aptos Display" w:hAnsi="Aptos Display" w:cs="Aptos Display" w:eastAsia="Aptos Display"/>
+                <w:b/>
+                <w:i w:val="0"/>
+                <w:color w:val="045AA9"/>
+                <w:sz w:val="28"/>
+              </w:rPr>
+              <w:t>Team Qualifications</w:t>
+            </w:r>
+          </w:p>
+        </w:tc>
+        <w:tc>
+          <w:tcPr>
+            <w:tcW w:type="dxa" w:w="1642"/>
+            <w:tcMar>
+              <w:top w:w="0" w:type="dxa"/>
+              <w:start w:w="0" w:type="dxa"/>
+              <w:bottom w:w="0" w:type="dxa"/>
+              <w:end w:w="0" w:type="dxa"/>
+            </w:tcMar>
+            <w:tcMar>
+              <w:top w:w="180" w:type="dxa"/>
+              <w:start w:w="0" w:type="dxa"/>
+              <w:bottom w:w="120" w:type="dxa"/>
+              <w:end w:w="0" w:type="dxa"/>
+            </w:tcMar>
+            <w:tcBorders>
+              <w:top w:val="nil"/>
+              <w:left w:val="nil"/>
+              <w:bottom w:val="single" w:sz="6" w:space="0" w:color="E3E8EF"/>
+              <w:right w:val="nil"/>
+            </w:tcBorders>
+          </w:tcPr>
+          <w:p>
+            <w:pPr>
+              <w:spacing w:before="0" w:after="0" w:line="288" w:lineRule="auto"/>
+              <w:jc w:val="right"/>
+            </w:pPr>
+            <w:r>
+              <w:rPr>
+                <w:rFonts w:ascii="Aptos Display" w:hAnsi="Aptos Display" w:cs="Aptos Display" w:eastAsia="Aptos Display"/>
+                <w:b/>
+                <w:i w:val="0"/>
+                <w:color w:val="FFFFFF"/>
+                <w:sz w:val="14"/>
+                <w:spacing w:val="20"/>
+                <w:shd w:val="clear" w:color="auto" w:fill="045AA9"/>
+              </w:rPr>
+              <w:t xml:space="preserve"> 181 WORDS </w:t>
+            </w:r>
+          </w:p>
+        </w:tc>
+      </w:tr>
+    </w:tbl>
+    <w:p>
+      <w:pPr>
+        <w:spacing w:before="0" w:after="60" w:line="240" w:lineRule="auto"/>
+      </w:pPr>
+    </w:p>
+    <w:p>
+      <w:pPr>
+        <w:spacing w:before="0" w:after="140" w:line="312" w:lineRule="auto"/>
+        <w:ind w:left="1240"/>
+      </w:pPr>
+      <w:r>
+        <w:rPr>
+          <w:rFonts w:ascii="Aptos Display" w:hAnsi="Aptos Display" w:cs="Aptos Display" w:eastAsia="Aptos Display"/>
+          <w:b/>
+          <w:i w:val="0"/>
+          <w:color w:val="045AA9"/>
+          <w:sz w:val="21"/>
+        </w:rPr>
+        <w:t xml:space="preserve">Company. </w:t>
+      </w:r>
+      <w:r>
+        <w:rPr>
+          <w:rFonts w:ascii="Aptos" w:hAnsi="Aptos" w:cs="Aptos" w:eastAsia="Aptos"/>
+          <w:b w:val="0"/>
+          <w:i w:val="0"/>
+          <w:color w:val="2A2A2A"/>
+          <w:sz w:val="21"/>
+        </w:rPr>
+        <w:t>Michael David Ward, Founder and CEO, is the principal investigator and is primarily employed by PlastiBioFuel. The company is a service-disabled veteran-owned small business verified through SBA VetCert, holds USPTO provisional 63/848,456, and generated the preliminary data cited here with its research partner. All work will be performed in the United States.</w:t>
+      </w:r>
+    </w:p>
+    <w:p>
+      <w:pPr>
+        <w:spacing w:before="0" w:after="140" w:line="312" w:lineRule="auto"/>
+        <w:ind w:left="1240"/>
+      </w:pPr>
+      <w:r>
+        <w:rPr>
+          <w:rFonts w:ascii="Aptos Display" w:hAnsi="Aptos Display" w:cs="Aptos Display" w:eastAsia="Aptos Display"/>
+          <w:b/>
+          <w:i w:val="0"/>
+          <w:color w:val="045AA9"/>
+          <w:sz w:val="21"/>
+        </w:rPr>
+        <w:t xml:space="preserve">Partnerships. </w:t>
+      </w:r>
+      <w:r>
+        <w:rPr>
+          <w:rFonts w:ascii="Aptos" w:hAnsi="Aptos" w:cs="Aptos" w:eastAsia="Aptos"/>
+          <w:b w:val="0"/>
+          <w:i w:val="0"/>
+          <w:color w:val="2A2A2A"/>
+          <w:sz w:val="21"/>
+        </w:rPr>
+        <w:t>The University of North Texas is our research partner under executed Sponsored Research Agreement SRA1016, with a $250,000 extension under negotiation. Dr. Shengqian Ma, Department of Chemistry, leads covalent organic framework and immobilization chemistry; his group has published on enzyme immobilization in covalent organic frameworks and on framework host materials for enzymes. Dr. Joshua Phipps, postdoctoral researcher, runs day-to-day wet lab work. The partnership gives Phase I reactor access, HPLC analytics, and materials characterization with no capital spending.</w:t>
+      </w:r>
+    </w:p>
+    <w:p>
+      <w:pPr>
+        <w:spacing w:before="0" w:after="140" w:line="312" w:lineRule="auto"/>
+        <w:ind w:left="1240"/>
+      </w:pPr>
+      <w:r>
+        <w:rPr>
+          <w:rFonts w:ascii="Aptos Display" w:hAnsi="Aptos Display" w:cs="Aptos Display" w:eastAsia="Aptos Display"/>
+          <w:b/>
+          <w:i w:val="0"/>
+          <w:color w:val="045AA9"/>
+          <w:sz w:val="21"/>
+        </w:rPr>
+        <w:t xml:space="preserve">Follow-on funding. </w:t>
+      </w:r>
+      <w:r>
+        <w:rPr>
+          <w:rFonts w:ascii="Aptos" w:hAnsi="Aptos" w:cs="Aptos" w:eastAsia="Aptos"/>
+          <w:b w:val="0"/>
+          <w:i w:val="0"/>
+          <w:color w:val="2A2A2A"/>
+          <w:sz w:val="21"/>
+        </w:rPr>
+        <w:t>PlastiBioFuel has a separate NSF SBIR Phase I proposal, Research.gov 328095, submitting against the November 4, 2026 window. That proposal covers wet chemistry and reactor hardware and does not overlap the computational scope proposed here. We disclose it so DOE can confirm there is no duplicate funding.</w:t>
+      </w:r>
+    </w:p>
+    <w:tbl>
+      <w:tblPr>
+        <w:tblW w:type="auto" w:w="0"/>
+        <w:jc w:val="left"/>
+        <w:tblLayout w:type="fixed"/>
+        <w:tblLook w:firstColumn="1" w:firstRow="1" w:lastColumn="0" w:lastRow="0" w:noHBand="0" w:noVBand="1" w:val="04A0"/>
+        <w:tblInd w:w="0" w:type="dxa"/>
+        <w:tblLayout w:type="fixed"/>
+      </w:tblPr>
+      <w:tblGrid>
+        <w:gridCol w:w="4680"/>
+        <w:gridCol w:w="4680"/>
+      </w:tblGrid>
+      <w:tr>
+        <w:tc>
+          <w:tcPr>
+            <w:tcW w:type="dxa" w:w="1238"/>
+            <w:tcBorders>
+              <w:top w:val="nil"/>
+              <w:left w:val="nil"/>
+              <w:bottom w:val="nil"/>
+              <w:right w:val="nil"/>
+            </w:tcBorders>
+            <w:tcMar>
+              <w:top w:w="0" w:type="dxa"/>
+              <w:start w:w="0" w:type="dxa"/>
+              <w:bottom w:w="0" w:type="dxa"/>
+              <w:end w:w="0" w:type="dxa"/>
+            </w:tcMar>
+          </w:tcPr>
+          <w:p/>
+        </w:tc>
+        <w:tc>
+          <w:tcPr>
+            <w:tcW w:type="dxa" w:w="8122"/>
+            <w:tcMar>
+              <w:top w:w="0" w:type="dxa"/>
+              <w:start w:w="0" w:type="dxa"/>
+              <w:bottom w:w="0" w:type="dxa"/>
+              <w:end w:w="0" w:type="dxa"/>
+            </w:tcMar>
+            <w:tcBorders>
+              <w:top w:val="nil"/>
+              <w:left w:val="single" w:sz="12" w:space="0" w:color="E3E8EF"/>
+              <w:bottom w:val="nil"/>
+              <w:right w:val="nil"/>
+            </w:tcBorders>
+            <w:tcMar>
+              <w:top w:w="60" w:type="dxa"/>
+              <w:start w:w="240" w:type="dxa"/>
+              <w:bottom w:w="60" w:type="dxa"/>
+              <w:end w:w="0" w:type="dxa"/>
+            </w:tcMar>
+          </w:tcPr>
+          <w:p>
+            <w:pPr>
+              <w:spacing w:before="0" w:after="0" w:line="264" w:lineRule="auto"/>
+            </w:pPr>
+            <w:r>
+              <w:rPr>
+                <w:rFonts w:ascii="Aptos Display" w:hAnsi="Aptos Display" w:cs="Aptos Display" w:eastAsia="Aptos Display"/>
+                <w:b/>
+                <w:i w:val="0"/>
+                <w:color w:val="6B7684"/>
+                <w:sz w:val="14"/>
+                <w:spacing w:val="20"/>
+              </w:rPr>
+              <w:t>OPTIONAL ADD-ON, ONLY IF THE GUIDE ALLOWS MORE WORDS  ·  19 WORDS</w:t>
+            </w:r>
+          </w:p>
+          <w:p>
+            <w:pPr>
+              <w:spacing w:before="60" w:after="0" w:line="312" w:lineRule="auto"/>
+            </w:pPr>
+            <w:r>
+              <w:rPr>
+                <w:rFonts w:ascii="Aptos" w:hAnsi="Aptos" w:cs="Aptos" w:eastAsia="Aptos"/>
+                <w:b w:val="0"/>
+                <w:i w:val="0"/>
+                <w:color w:val="4A5561"/>
+                <w:sz w:val="19"/>
+              </w:rPr>
+              <w:t>Marshall Nadel is a seed investor in PlastiBioFuel, and Patrick Tarlton of the Texas Concrete Association supports business development.</w:t>
+            </w:r>
+          </w:p>
+        </w:tc>
+      </w:tr>
+    </w:tbl>
+    <w:p>
+      <w:pPr>
+        <w:spacing w:before="0" w:after="80" w:line="240" w:lineRule="auto"/>
+      </w:pPr>
+    </w:p>
+    <w:p>
+      <w:pPr>
+        <w:spacing w:before="0" w:after="160" w:line="240" w:lineRule="auto"/>
+      </w:pPr>
+    </w:p>
+    <w:tbl>
+      <w:tblPr>
+        <w:tblW w:type="auto" w:w="0"/>
+        <w:jc w:val="left"/>
+        <w:tblLayout w:type="fixed"/>
+        <w:tblLook w:firstColumn="1" w:firstRow="1" w:lastColumn="0" w:lastRow="0" w:noHBand="0" w:noVBand="1" w:val="04A0"/>
+        <w:tblInd w:w="0" w:type="dxa"/>
+        <w:tblLayout w:type="fixed"/>
+      </w:tblPr>
+      <w:tblGrid>
+        <w:gridCol w:w="4680"/>
+        <w:gridCol w:w="4680"/>
+      </w:tblGrid>
+      <w:tr>
+        <w:tc>
+          <w:tcPr>
+            <w:tcW w:type="dxa" w:w="5184"/>
+            <w:tcBorders>
+              <w:top w:val="nil"/>
+              <w:left w:val="nil"/>
+              <w:bottom w:val="nil"/>
+              <w:right w:val="nil"/>
+            </w:tcBorders>
+            <w:tcMar>
+              <w:top w:w="0" w:type="dxa"/>
+              <w:start w:w="0" w:type="dxa"/>
+              <w:bottom w:w="0" w:type="dxa"/>
+              <w:end w:w="0" w:type="dxa"/>
+            </w:tcMar>
+            <w:shd w:val="clear" w:color="auto" w:fill="045AA9"/>
+            <w:tcMar>
+              <w:top w:w="100" w:type="dxa"/>
+              <w:start w:w="200" w:type="dxa"/>
+              <w:bottom w:w="100" w:type="dxa"/>
+              <w:end w:w="200" w:type="dxa"/>
+            </w:tcMar>
+          </w:tcPr>
+          <w:p>
+            <w:pPr>
+              <w:spacing w:before="0" w:after="0" w:line="264" w:lineRule="auto"/>
+            </w:pPr>
+            <w:r>
+              <w:rPr>
+                <w:rFonts w:ascii="Aptos Display" w:hAnsi="Aptos Display" w:cs="Aptos Display" w:eastAsia="Aptos Display"/>
+                <w:b/>
+                <w:i w:val="0"/>
+                <w:color w:val="FFFFFF"/>
+                <w:sz w:val="19"/>
+                <w:spacing w:val="24"/>
+              </w:rPr>
+              <w:t>WORD COUNT SUMMARY</w:t>
+            </w:r>
+          </w:p>
+        </w:tc>
+        <w:tc>
+          <w:tcPr>
+            <w:tcW w:type="dxa" w:w="4176"/>
+            <w:tcBorders>
+              <w:top w:val="nil"/>
+              <w:left w:val="nil"/>
+              <w:bottom w:val="nil"/>
+              <w:right w:val="nil"/>
+            </w:tcBorders>
+            <w:tcMar>
+              <w:top w:w="0" w:type="dxa"/>
+              <w:start w:w="0" w:type="dxa"/>
+              <w:bottom w:w="0" w:type="dxa"/>
+              <w:end w:w="0" w:type="dxa"/>
+            </w:tcMar>
+            <w:tcMar>
+              <w:top w:w="120" w:type="dxa"/>
+              <w:start w:w="240" w:type="dxa"/>
+              <w:bottom w:w="100" w:type="dxa"/>
+              <w:end w:w="0" w:type="dxa"/>
+            </w:tcMar>
+          </w:tcPr>
+          <w:p>
+            <w:pPr>
+              <w:spacing w:before="0" w:after="0" w:line="264" w:lineRule="auto"/>
+              <w:jc w:val="right"/>
+            </w:pPr>
+            <w:r>
+              <w:rPr>
+                <w:rFonts w:ascii="Aptos Display" w:hAnsi="Aptos Display" w:cs="Aptos Display" w:eastAsia="Aptos Display"/>
+                <w:b/>
+                <w:i w:val="0"/>
+                <w:color w:val="6B7684"/>
+                <w:sz w:val="18"/>
+              </w:rPr>
+              <w:t>As written  ·  With add-on</w:t>
+            </w:r>
+          </w:p>
+        </w:tc>
+      </w:tr>
+    </w:tbl>
+    <w:p>
+      <w:pPr>
+        <w:spacing w:before="0" w:after="160" w:line="240" w:lineRule="auto"/>
+      </w:pPr>
+    </w:p>
+    <w:tbl>
+      <w:tblPr>
+        <w:tblW w:type="auto" w:w="0"/>
+        <w:jc w:val="left"/>
+        <w:tblLayout w:type="fixed"/>
+        <w:tblLook w:firstColumn="1" w:firstRow="1" w:lastColumn="0" w:lastRow="0" w:noHBand="0" w:noVBand="1" w:val="04A0"/>
+        <w:tblInd w:w="0" w:type="dxa"/>
+        <w:tblLayout w:type="fixed"/>
+      </w:tblPr>
+      <w:tblGrid>
+        <w:gridCol w:w="4680"/>
+        <w:gridCol w:w="4680"/>
+      </w:tblGrid>
+      <w:tr>
+        <w:tc>
+          <w:tcPr>
+            <w:tcW w:type="dxa" w:w="2664"/>
+            <w:tcMar>
+              <w:top w:w="0" w:type="dxa"/>
+              <w:start w:w="0" w:type="dxa"/>
+              <w:bottom w:w="0" w:type="dxa"/>
+              <w:end w:w="0" w:type="dxa"/>
+            </w:tcMar>
+            <w:tcBorders>
+              <w:top w:val="single" w:sz="6" w:space="0" w:color="E3E8EF"/>
+              <w:left w:val="nil"/>
+              <w:bottom w:val="nil"/>
+              <w:right w:val="nil"/>
+            </w:tcBorders>
+            <w:tcMar>
+              <w:top w:w="140" w:type="dxa"/>
+              <w:start w:w="0" w:type="dxa"/>
+              <w:bottom w:w="140" w:type="dxa"/>
+              <w:end w:w="280" w:type="dxa"/>
+            </w:tcMar>
+          </w:tcPr>
+          <w:p>
+            <w:pPr>
+              <w:spacing w:before="0" w:after="0" w:line="288" w:lineRule="auto"/>
+            </w:pPr>
+            <w:r>
+              <w:rPr>
+                <w:rFonts w:ascii="Aptos Display" w:hAnsi="Aptos Display" w:cs="Aptos Display" w:eastAsia="Aptos Display"/>
+                <w:b/>
+                <w:i w:val="0"/>
+                <w:color w:val="2A2A2A"/>
+                <w:sz w:val="19"/>
+              </w:rPr>
+              <w:t>1. Summary, Topic, and Mission Alignment</w:t>
+            </w:r>
+          </w:p>
+        </w:tc>
+        <w:tc>
+          <w:tcPr>
+            <w:tcW w:type="dxa" w:w="6696"/>
+            <w:tcMar>
+              <w:top w:w="0" w:type="dxa"/>
+              <w:start w:w="0" w:type="dxa"/>
+              <w:bottom w:w="0" w:type="dxa"/>
+              <w:end w:w="0" w:type="dxa"/>
+            </w:tcMar>
+            <w:tcBorders>
+              <w:top w:val="single" w:sz="6" w:space="0" w:color="E3E8EF"/>
+              <w:left w:val="nil"/>
+              <w:bottom w:val="nil"/>
+              <w:right w:val="nil"/>
+            </w:tcBorders>
+            <w:tcMar>
+              <w:top w:w="140" w:type="dxa"/>
+              <w:start w:w="0" w:type="dxa"/>
+              <w:bottom w:w="140" w:type="dxa"/>
+              <w:end w:w="0" w:type="dxa"/>
+            </w:tcMar>
+          </w:tcPr>
+          <w:p>
+            <w:pPr>
+              <w:spacing w:before="0" w:after="0" w:line="307" w:lineRule="auto"/>
+            </w:pPr>
+            <w:r>
+              <w:rPr>
+                <w:rFonts w:ascii="Aptos" w:hAnsi="Aptos" w:cs="Aptos" w:eastAsia="Aptos"/>
+                <w:b w:val="0"/>
+                <w:i w:val="0"/>
+                <w:color w:val="2A2A2A"/>
+                <w:sz w:val="19"/>
+              </w:rPr>
+              <w:t>97 words as written  ·  97 with add-on</w:t>
             </w:r>
           </w:p>
         </w:tc>
@@ -544,76 +1823,77 @@
       <w:tr>
         <w:tc>
           <w:tcPr>
-            <w:tcW w:type="dxa" w:w="5040"/>
+            <w:tcW w:type="dxa" w:w="2664"/>
+            <w:tcMar>
+              <w:top w:w="0" w:type="dxa"/>
+              <w:start w:w="0" w:type="dxa"/>
+              <w:bottom w:w="0" w:type="dxa"/>
+              <w:end w:w="0" w:type="dxa"/>
+            </w:tcMar>
             <w:tcBorders>
-              <w:top w:val="single" w:sz="4" w:space="0" w:color="D9D9D9"/>
-              <w:left w:val="single" w:sz="4" w:space="0" w:color="D9D9D9"/>
-              <w:bottom w:val="single" w:sz="4" w:space="0" w:color="D9D9D9"/>
-              <w:right w:val="single" w:sz="4" w:space="0" w:color="D9D9D9"/>
+              <w:top w:val="single" w:sz="6" w:space="0" w:color="E3E8EF"/>
+              <w:left w:val="nil"/>
+              <w:bottom w:val="nil"/>
+              <w:right w:val="nil"/>
             </w:tcBorders>
+            <w:tcMar>
+              <w:top w:w="140" w:type="dxa"/>
+              <w:start w:w="0" w:type="dxa"/>
+              <w:bottom w:w="140" w:type="dxa"/>
+              <w:end w:w="280" w:type="dxa"/>
+            </w:tcMar>
           </w:tcPr>
           <w:p>
             <w:pPr>
-              <w:spacing w:after="40" w:before="40" w:line="264" w:lineRule="auto"/>
+              <w:spacing w:before="0" w:after="0" w:line="288" w:lineRule="auto"/>
             </w:pPr>
-            <w:r/>
             <w:r>
               <w:rPr>
-                <w:rFonts w:ascii="Calibri" w:hAnsi="Calibri" w:cs="Calibri" w:eastAsia="Calibri"/>
+                <w:rFonts w:ascii="Aptos Display" w:hAnsi="Aptos Display" w:cs="Aptos Display" w:eastAsia="Aptos Display"/>
+                <w:b/>
+                <w:i w:val="0"/>
                 <w:color w:val="2A2A2A"/>
-                <w:sz w:val="20"/>
+                <w:sz w:val="19"/>
               </w:rPr>
-              <w:t>1. Summary, Topic, and Mission Alignment</w:t>
+              <w:t>2. Technical Promise</w:t>
             </w:r>
           </w:p>
         </w:tc>
         <w:tc>
           <w:tcPr>
-            <w:tcW w:type="dxa" w:w="2160"/>
+            <w:tcW w:type="dxa" w:w="6696"/>
+            <w:tcMar>
+              <w:top w:w="0" w:type="dxa"/>
+              <w:start w:w="0" w:type="dxa"/>
+              <w:bottom w:w="0" w:type="dxa"/>
+              <w:end w:w="0" w:type="dxa"/>
+            </w:tcMar>
             <w:tcBorders>
-              <w:top w:val="single" w:sz="4" w:space="0" w:color="D9D9D9"/>
-              <w:left w:val="single" w:sz="4" w:space="0" w:color="D9D9D9"/>
-              <w:bottom w:val="single" w:sz="4" w:space="0" w:color="D9D9D9"/>
-              <w:right w:val="single" w:sz="4" w:space="0" w:color="D9D9D9"/>
+              <w:top w:val="single" w:sz="6" w:space="0" w:color="E3E8EF"/>
+              <w:left w:val="nil"/>
+              <w:bottom w:val="nil"/>
+              <w:right w:val="nil"/>
             </w:tcBorders>
+            <w:tcMar>
+              <w:top w:w="140" w:type="dxa"/>
+              <w:start w:w="0" w:type="dxa"/>
+              <w:bottom w:w="140" w:type="dxa"/>
+              <w:end w:w="0" w:type="dxa"/>
+            </w:tcMar>
           </w:tcPr>
           <w:p>
             <w:pPr>
-              <w:spacing w:after="40" w:before="40" w:line="264" w:lineRule="auto"/>
+              <w:spacing w:before="0" w:after="0" w:line="307" w:lineRule="auto"/>
             </w:pPr>
-            <w:r/>
             <w:r>
               <w:rPr>
-                <w:rFonts w:ascii="Calibri" w:hAnsi="Calibri" w:cs="Calibri" w:eastAsia="Calibri"/>
+                <w:rFonts w:ascii="Aptos" w:hAnsi="Aptos" w:cs="Aptos" w:eastAsia="Aptos"/>
+                <w:b w:val="0"/>
+                <w:i w:val="0"/>
                 <w:color w:val="2A2A2A"/>
-                <w:sz w:val="20"/>
+                <w:sz w:val="19"/>
               </w:rPr>
-              <w:t>97</w:t>
-            </w:r>
-          </w:p>
-        </w:tc>
-        <w:tc>
-          <w:tcPr>
-            <w:tcW w:type="dxa" w:w="2160"/>
-            <w:tcBorders>
-              <w:top w:val="single" w:sz="4" w:space="0" w:color="D9D9D9"/>
-              <w:left w:val="single" w:sz="4" w:space="0" w:color="D9D9D9"/>
-              <w:bottom w:val="single" w:sz="4" w:space="0" w:color="D9D9D9"/>
-              <w:right w:val="single" w:sz="4" w:space="0" w:color="D9D9D9"/>
-            </w:tcBorders>
-          </w:tcPr>
-          <w:p>
-            <w:pPr>
-              <w:spacing w:after="40" w:before="40" w:line="264" w:lineRule="auto"/>
-            </w:pPr>
-            <w:r/>
-            <w:r>
-              <w:rPr>
-                <w:rFonts w:ascii="Calibri" w:hAnsi="Calibri" w:cs="Calibri" w:eastAsia="Calibri"/>
-                <w:color w:val="2A2A2A"/>
-                <w:sz w:val="20"/>
-              </w:rPr>
-              <w:t>97</w:t>
+              <w:t>202 words as written  ·  236 with add-on</w:t>
             </w:r>
           </w:p>
         </w:tc>
@@ -621,76 +1901,77 @@
       <w:tr>
         <w:tc>
           <w:tcPr>
-            <w:tcW w:type="dxa" w:w="5040"/>
+            <w:tcW w:type="dxa" w:w="2664"/>
+            <w:tcMar>
+              <w:top w:w="0" w:type="dxa"/>
+              <w:start w:w="0" w:type="dxa"/>
+              <w:bottom w:w="0" w:type="dxa"/>
+              <w:end w:w="0" w:type="dxa"/>
+            </w:tcMar>
             <w:tcBorders>
-              <w:top w:val="single" w:sz="4" w:space="0" w:color="D9D9D9"/>
-              <w:left w:val="single" w:sz="4" w:space="0" w:color="D9D9D9"/>
-              <w:bottom w:val="single" w:sz="4" w:space="0" w:color="D9D9D9"/>
-              <w:right w:val="single" w:sz="4" w:space="0" w:color="D9D9D9"/>
+              <w:top w:val="single" w:sz="6" w:space="0" w:color="E3E8EF"/>
+              <w:left w:val="nil"/>
+              <w:bottom w:val="nil"/>
+              <w:right w:val="nil"/>
             </w:tcBorders>
+            <w:tcMar>
+              <w:top w:w="140" w:type="dxa"/>
+              <w:start w:w="0" w:type="dxa"/>
+              <w:bottom w:w="140" w:type="dxa"/>
+              <w:end w:w="280" w:type="dxa"/>
+            </w:tcMar>
           </w:tcPr>
           <w:p>
             <w:pPr>
-              <w:spacing w:after="40" w:before="40" w:line="264" w:lineRule="auto"/>
+              <w:spacing w:before="0" w:after="0" w:line="288" w:lineRule="auto"/>
             </w:pPr>
-            <w:r/>
             <w:r>
               <w:rPr>
-                <w:rFonts w:ascii="Calibri" w:hAnsi="Calibri" w:cs="Calibri" w:eastAsia="Calibri"/>
+                <w:rFonts w:ascii="Aptos Display" w:hAnsi="Aptos Display" w:cs="Aptos Display" w:eastAsia="Aptos Display"/>
+                <w:b/>
+                <w:i w:val="0"/>
                 <w:color w:val="2A2A2A"/>
-                <w:sz w:val="20"/>
+                <w:sz w:val="19"/>
               </w:rPr>
-              <w:t>2. Technical Promise</w:t>
+              <w:t>3. Commercialization Potential</w:t>
             </w:r>
           </w:p>
         </w:tc>
         <w:tc>
           <w:tcPr>
-            <w:tcW w:type="dxa" w:w="2160"/>
+            <w:tcW w:type="dxa" w:w="6696"/>
+            <w:tcMar>
+              <w:top w:w="0" w:type="dxa"/>
+              <w:start w:w="0" w:type="dxa"/>
+              <w:bottom w:w="0" w:type="dxa"/>
+              <w:end w:w="0" w:type="dxa"/>
+            </w:tcMar>
             <w:tcBorders>
-              <w:top w:val="single" w:sz="4" w:space="0" w:color="D9D9D9"/>
-              <w:left w:val="single" w:sz="4" w:space="0" w:color="D9D9D9"/>
-              <w:bottom w:val="single" w:sz="4" w:space="0" w:color="D9D9D9"/>
-              <w:right w:val="single" w:sz="4" w:space="0" w:color="D9D9D9"/>
+              <w:top w:val="single" w:sz="6" w:space="0" w:color="E3E8EF"/>
+              <w:left w:val="nil"/>
+              <w:bottom w:val="nil"/>
+              <w:right w:val="nil"/>
             </w:tcBorders>
+            <w:tcMar>
+              <w:top w:w="140" w:type="dxa"/>
+              <w:start w:w="0" w:type="dxa"/>
+              <w:bottom w:w="140" w:type="dxa"/>
+              <w:end w:w="0" w:type="dxa"/>
+            </w:tcMar>
           </w:tcPr>
           <w:p>
             <w:pPr>
-              <w:spacing w:after="40" w:before="40" w:line="264" w:lineRule="auto"/>
+              <w:spacing w:before="0" w:after="0" w:line="307" w:lineRule="auto"/>
             </w:pPr>
-            <w:r/>
             <w:r>
               <w:rPr>
-                <w:rFonts w:ascii="Calibri" w:hAnsi="Calibri" w:cs="Calibri" w:eastAsia="Calibri"/>
+                <w:rFonts w:ascii="Aptos" w:hAnsi="Aptos" w:cs="Aptos" w:eastAsia="Aptos"/>
+                <w:b w:val="0"/>
+                <w:i w:val="0"/>
                 <w:color w:val="2A2A2A"/>
-                <w:sz w:val="20"/>
+                <w:sz w:val="19"/>
               </w:rPr>
-              <w:t>202</w:t>
-            </w:r>
-          </w:p>
-        </w:tc>
-        <w:tc>
-          <w:tcPr>
-            <w:tcW w:type="dxa" w:w="2160"/>
-            <w:tcBorders>
-              <w:top w:val="single" w:sz="4" w:space="0" w:color="D9D9D9"/>
-              <w:left w:val="single" w:sz="4" w:space="0" w:color="D9D9D9"/>
-              <w:bottom w:val="single" w:sz="4" w:space="0" w:color="D9D9D9"/>
-              <w:right w:val="single" w:sz="4" w:space="0" w:color="D9D9D9"/>
-            </w:tcBorders>
-          </w:tcPr>
-          <w:p>
-            <w:pPr>
-              <w:spacing w:after="40" w:before="40" w:line="264" w:lineRule="auto"/>
-            </w:pPr>
-            <w:r/>
-            <w:r>
-              <w:rPr>
-                <w:rFonts w:ascii="Calibri" w:hAnsi="Calibri" w:cs="Calibri" w:eastAsia="Calibri"/>
-                <w:color w:val="2A2A2A"/>
-                <w:sz w:val="20"/>
-              </w:rPr>
-              <w:t>236</w:t>
+              <w:t>191 words as written  ·  214 with add-on</w:t>
             </w:r>
           </w:p>
         </w:tc>
@@ -698,76 +1979,77 @@
       <w:tr>
         <w:tc>
           <w:tcPr>
-            <w:tcW w:type="dxa" w:w="5040"/>
+            <w:tcW w:type="dxa" w:w="2664"/>
+            <w:tcMar>
+              <w:top w:w="0" w:type="dxa"/>
+              <w:start w:w="0" w:type="dxa"/>
+              <w:bottom w:w="0" w:type="dxa"/>
+              <w:end w:w="0" w:type="dxa"/>
+            </w:tcMar>
             <w:tcBorders>
-              <w:top w:val="single" w:sz="4" w:space="0" w:color="D9D9D9"/>
-              <w:left w:val="single" w:sz="4" w:space="0" w:color="D9D9D9"/>
-              <w:bottom w:val="single" w:sz="4" w:space="0" w:color="D9D9D9"/>
-              <w:right w:val="single" w:sz="4" w:space="0" w:color="D9D9D9"/>
+              <w:top w:val="single" w:sz="6" w:space="0" w:color="E3E8EF"/>
+              <w:left w:val="nil"/>
+              <w:bottom w:val="nil"/>
+              <w:right w:val="nil"/>
             </w:tcBorders>
+            <w:tcMar>
+              <w:top w:w="140" w:type="dxa"/>
+              <w:start w:w="0" w:type="dxa"/>
+              <w:bottom w:w="140" w:type="dxa"/>
+              <w:end w:w="280" w:type="dxa"/>
+            </w:tcMar>
           </w:tcPr>
           <w:p>
             <w:pPr>
-              <w:spacing w:after="40" w:before="40" w:line="264" w:lineRule="auto"/>
+              <w:spacing w:before="0" w:after="0" w:line="288" w:lineRule="auto"/>
             </w:pPr>
-            <w:r/>
             <w:r>
               <w:rPr>
-                <w:rFonts w:ascii="Calibri" w:hAnsi="Calibri" w:cs="Calibri" w:eastAsia="Calibri"/>
+                <w:rFonts w:ascii="Aptos Display" w:hAnsi="Aptos Display" w:cs="Aptos Display" w:eastAsia="Aptos Display"/>
+                <w:b/>
+                <w:i w:val="0"/>
                 <w:color w:val="2A2A2A"/>
-                <w:sz w:val="20"/>
+                <w:sz w:val="19"/>
               </w:rPr>
-              <w:t>3. Commercialization Potential</w:t>
+              <w:t>4. Team Qualifications</w:t>
             </w:r>
           </w:p>
         </w:tc>
         <w:tc>
           <w:tcPr>
-            <w:tcW w:type="dxa" w:w="2160"/>
+            <w:tcW w:type="dxa" w:w="6696"/>
+            <w:tcMar>
+              <w:top w:w="0" w:type="dxa"/>
+              <w:start w:w="0" w:type="dxa"/>
+              <w:bottom w:w="0" w:type="dxa"/>
+              <w:end w:w="0" w:type="dxa"/>
+            </w:tcMar>
             <w:tcBorders>
-              <w:top w:val="single" w:sz="4" w:space="0" w:color="D9D9D9"/>
-              <w:left w:val="single" w:sz="4" w:space="0" w:color="D9D9D9"/>
-              <w:bottom w:val="single" w:sz="4" w:space="0" w:color="D9D9D9"/>
-              <w:right w:val="single" w:sz="4" w:space="0" w:color="D9D9D9"/>
+              <w:top w:val="single" w:sz="6" w:space="0" w:color="E3E8EF"/>
+              <w:left w:val="nil"/>
+              <w:bottom w:val="nil"/>
+              <w:right w:val="nil"/>
             </w:tcBorders>
+            <w:tcMar>
+              <w:top w:w="140" w:type="dxa"/>
+              <w:start w:w="0" w:type="dxa"/>
+              <w:bottom w:w="140" w:type="dxa"/>
+              <w:end w:w="0" w:type="dxa"/>
+            </w:tcMar>
           </w:tcPr>
           <w:p>
             <w:pPr>
-              <w:spacing w:after="40" w:before="40" w:line="264" w:lineRule="auto"/>
+              <w:spacing w:before="0" w:after="0" w:line="307" w:lineRule="auto"/>
             </w:pPr>
-            <w:r/>
             <w:r>
               <w:rPr>
-                <w:rFonts w:ascii="Calibri" w:hAnsi="Calibri" w:cs="Calibri" w:eastAsia="Calibri"/>
+                <w:rFonts w:ascii="Aptos" w:hAnsi="Aptos" w:cs="Aptos" w:eastAsia="Aptos"/>
+                <w:b w:val="0"/>
+                <w:i w:val="0"/>
                 <w:color w:val="2A2A2A"/>
-                <w:sz w:val="20"/>
+                <w:sz w:val="19"/>
               </w:rPr>
-              <w:t>191</w:t>
-            </w:r>
-          </w:p>
-        </w:tc>
-        <w:tc>
-          <w:tcPr>
-            <w:tcW w:type="dxa" w:w="2160"/>
-            <w:tcBorders>
-              <w:top w:val="single" w:sz="4" w:space="0" w:color="D9D9D9"/>
-              <w:left w:val="single" w:sz="4" w:space="0" w:color="D9D9D9"/>
-              <w:bottom w:val="single" w:sz="4" w:space="0" w:color="D9D9D9"/>
-              <w:right w:val="single" w:sz="4" w:space="0" w:color="D9D9D9"/>
-            </w:tcBorders>
-          </w:tcPr>
-          <w:p>
-            <w:pPr>
-              <w:spacing w:after="40" w:before="40" w:line="264" w:lineRule="auto"/>
-            </w:pPr>
-            <w:r/>
-            <w:r>
-              <w:rPr>
-                <w:rFonts w:ascii="Calibri" w:hAnsi="Calibri" w:cs="Calibri" w:eastAsia="Calibri"/>
-                <w:color w:val="2A2A2A"/>
-                <w:sz w:val="20"/>
-              </w:rPr>
-              <w:t>214</w:t>
+              <w:t>181 words as written  ·  200 with add-on</w:t>
             </w:r>
           </w:p>
         </w:tc>
@@ -775,101 +2057,37 @@
       <w:tr>
         <w:tc>
           <w:tcPr>
-            <w:tcW w:type="dxa" w:w="5040"/>
+            <w:tcW w:type="dxa" w:w="2664"/>
+            <w:tcMar>
+              <w:top w:w="0" w:type="dxa"/>
+              <w:start w:w="0" w:type="dxa"/>
+              <w:bottom w:w="0" w:type="dxa"/>
+              <w:end w:w="0" w:type="dxa"/>
+            </w:tcMar>
             <w:tcBorders>
-              <w:top w:val="single" w:sz="4" w:space="0" w:color="D9D9D9"/>
-              <w:left w:val="single" w:sz="4" w:space="0" w:color="D9D9D9"/>
-              <w:bottom w:val="single" w:sz="4" w:space="0" w:color="D9D9D9"/>
-              <w:right w:val="single" w:sz="4" w:space="0" w:color="D9D9D9"/>
+              <w:top w:val="single" w:sz="6" w:space="0" w:color="E3E8EF"/>
+              <w:left w:val="nil"/>
+              <w:bottom w:val="single" w:sz="6" w:space="0" w:color="E3E8EF"/>
+              <w:right w:val="nil"/>
             </w:tcBorders>
+            <w:tcMar>
+              <w:top w:w="140" w:type="dxa"/>
+              <w:start w:w="0" w:type="dxa"/>
+              <w:bottom w:w="140" w:type="dxa"/>
+              <w:end w:w="280" w:type="dxa"/>
+            </w:tcMar>
           </w:tcPr>
           <w:p>
             <w:pPr>
-              <w:spacing w:after="40" w:before="40" w:line="264" w:lineRule="auto"/>
+              <w:spacing w:before="0" w:after="0" w:line="288" w:lineRule="auto"/>
             </w:pPr>
-            <w:r/>
             <w:r>
               <w:rPr>
-                <w:rFonts w:ascii="Calibri" w:hAnsi="Calibri" w:cs="Calibri" w:eastAsia="Calibri"/>
+                <w:rFonts w:ascii="Aptos Display" w:hAnsi="Aptos Display" w:cs="Aptos Display" w:eastAsia="Aptos Display"/>
+                <w:b/>
+                <w:i w:val="0"/>
                 <w:color w:val="2A2A2A"/>
-                <w:sz w:val="20"/>
-              </w:rPr>
-              <w:t>4. Team Qualifications</w:t>
-            </w:r>
-          </w:p>
-        </w:tc>
-        <w:tc>
-          <w:tcPr>
-            <w:tcW w:type="dxa" w:w="2160"/>
-            <w:tcBorders>
-              <w:top w:val="single" w:sz="4" w:space="0" w:color="D9D9D9"/>
-              <w:left w:val="single" w:sz="4" w:space="0" w:color="D9D9D9"/>
-              <w:bottom w:val="single" w:sz="4" w:space="0" w:color="D9D9D9"/>
-              <w:right w:val="single" w:sz="4" w:space="0" w:color="D9D9D9"/>
-            </w:tcBorders>
-          </w:tcPr>
-          <w:p>
-            <w:pPr>
-              <w:spacing w:after="40" w:before="40" w:line="264" w:lineRule="auto"/>
-            </w:pPr>
-            <w:r/>
-            <w:r>
-              <w:rPr>
-                <w:rFonts w:ascii="Calibri" w:hAnsi="Calibri" w:cs="Calibri" w:eastAsia="Calibri"/>
-                <w:color w:val="2A2A2A"/>
-                <w:sz w:val="20"/>
-              </w:rPr>
-              <w:t>181</w:t>
-            </w:r>
-          </w:p>
-        </w:tc>
-        <w:tc>
-          <w:tcPr>
-            <w:tcW w:type="dxa" w:w="2160"/>
-            <w:tcBorders>
-              <w:top w:val="single" w:sz="4" w:space="0" w:color="D9D9D9"/>
-              <w:left w:val="single" w:sz="4" w:space="0" w:color="D9D9D9"/>
-              <w:bottom w:val="single" w:sz="4" w:space="0" w:color="D9D9D9"/>
-              <w:right w:val="single" w:sz="4" w:space="0" w:color="D9D9D9"/>
-            </w:tcBorders>
-          </w:tcPr>
-          <w:p>
-            <w:pPr>
-              <w:spacing w:after="40" w:before="40" w:line="264" w:lineRule="auto"/>
-            </w:pPr>
-            <w:r/>
-            <w:r>
-              <w:rPr>
-                <w:rFonts w:ascii="Calibri" w:hAnsi="Calibri" w:cs="Calibri" w:eastAsia="Calibri"/>
-                <w:color w:val="2A2A2A"/>
-                <w:sz w:val="20"/>
-              </w:rPr>
-              <w:t>200</w:t>
-            </w:r>
-          </w:p>
-        </w:tc>
-      </w:tr>
-      <w:tr>
-        <w:tc>
-          <w:tcPr>
-            <w:tcW w:type="dxa" w:w="5040"/>
-            <w:tcBorders>
-              <w:top w:val="single" w:sz="4" w:space="0" w:color="D9D9D9"/>
-              <w:left w:val="single" w:sz="4" w:space="0" w:color="D9D9D9"/>
-              <w:bottom w:val="single" w:sz="4" w:space="0" w:color="D9D9D9"/>
-              <w:right w:val="single" w:sz="4" w:space="0" w:color="D9D9D9"/>
-            </w:tcBorders>
-          </w:tcPr>
-          <w:p>
-            <w:pPr>
-              <w:spacing w:after="40" w:before="40" w:line="264" w:lineRule="auto"/>
-            </w:pPr>
-            <w:r/>
-            <w:r>
-              <w:rPr>
-                <w:rFonts w:ascii="Calibri" w:hAnsi="Calibri" w:cs="Calibri" w:eastAsia="Calibri"/>
-                <w:color w:val="2A2A2A"/>
-                <w:sz w:val="20"/>
+                <w:sz w:val="19"/>
               </w:rPr>
               <w:t>Total</w:t>
             </w:r>
@@ -877,51 +2095,39 @@
         </w:tc>
         <w:tc>
           <w:tcPr>
-            <w:tcW w:type="dxa" w:w="2160"/>
+            <w:tcW w:type="dxa" w:w="6696"/>
+            <w:tcMar>
+              <w:top w:w="0" w:type="dxa"/>
+              <w:start w:w="0" w:type="dxa"/>
+              <w:bottom w:w="0" w:type="dxa"/>
+              <w:end w:w="0" w:type="dxa"/>
+            </w:tcMar>
             <w:tcBorders>
-              <w:top w:val="single" w:sz="4" w:space="0" w:color="D9D9D9"/>
-              <w:left w:val="single" w:sz="4" w:space="0" w:color="D9D9D9"/>
-              <w:bottom w:val="single" w:sz="4" w:space="0" w:color="D9D9D9"/>
-              <w:right w:val="single" w:sz="4" w:space="0" w:color="D9D9D9"/>
+              <w:top w:val="single" w:sz="6" w:space="0" w:color="E3E8EF"/>
+              <w:left w:val="nil"/>
+              <w:bottom w:val="single" w:sz="6" w:space="0" w:color="E3E8EF"/>
+              <w:right w:val="nil"/>
             </w:tcBorders>
+            <w:tcMar>
+              <w:top w:w="140" w:type="dxa"/>
+              <w:start w:w="0" w:type="dxa"/>
+              <w:bottom w:w="140" w:type="dxa"/>
+              <w:end w:w="0" w:type="dxa"/>
+            </w:tcMar>
           </w:tcPr>
           <w:p>
             <w:pPr>
-              <w:spacing w:after="40" w:before="40" w:line="264" w:lineRule="auto"/>
+              <w:spacing w:before="0" w:after="0" w:line="307" w:lineRule="auto"/>
             </w:pPr>
-            <w:r/>
             <w:r>
               <w:rPr>
-                <w:rFonts w:ascii="Calibri" w:hAnsi="Calibri" w:cs="Calibri" w:eastAsia="Calibri"/>
+                <w:rFonts w:ascii="Aptos" w:hAnsi="Aptos" w:cs="Aptos" w:eastAsia="Aptos"/>
+                <w:b w:val="0"/>
+                <w:i w:val="0"/>
                 <w:color w:val="2A2A2A"/>
-                <w:sz w:val="20"/>
+                <w:sz w:val="19"/>
               </w:rPr>
-              <w:t>671</w:t>
-            </w:r>
-          </w:p>
-        </w:tc>
-        <w:tc>
-          <w:tcPr>
-            <w:tcW w:type="dxa" w:w="2160"/>
-            <w:tcBorders>
-              <w:top w:val="single" w:sz="4" w:space="0" w:color="D9D9D9"/>
-              <w:left w:val="single" w:sz="4" w:space="0" w:color="D9D9D9"/>
-              <w:bottom w:val="single" w:sz="4" w:space="0" w:color="D9D9D9"/>
-              <w:right w:val="single" w:sz="4" w:space="0" w:color="D9D9D9"/>
-            </w:tcBorders>
-          </w:tcPr>
-          <w:p>
-            <w:pPr>
-              <w:spacing w:after="40" w:before="40" w:line="264" w:lineRule="auto"/>
-            </w:pPr>
-            <w:r/>
-            <w:r>
-              <w:rPr>
-                <w:rFonts w:ascii="Calibri" w:hAnsi="Calibri" w:cs="Calibri" w:eastAsia="Calibri"/>
-                <w:color w:val="2A2A2A"/>
-                <w:sz w:val="20"/>
-              </w:rPr>
-              <w:t>747</w:t>
+              <w:t>671 words as written  ·  747 with add-on</w:t>
             </w:r>
           </w:p>
         </w:tc>
@@ -929,61 +2135,199 @@
     </w:tbl>
     <w:p>
       <w:pPr>
-        <w:spacing w:after="120"/>
+        <w:spacing w:before="0" w:after="120" w:line="240" w:lineRule="auto"/>
+      </w:pPr>
+    </w:p>
+    <w:p>
+      <w:pPr>
+        <w:spacing w:before="0" w:after="140" w:line="312" w:lineRule="auto"/>
       </w:pPr>
       <w:r>
         <w:rPr>
-          <w:rFonts w:ascii="Calibri" w:hAnsi="Calibri" w:cs="Calibri" w:eastAsia="Calibri"/>
+          <w:rFonts w:ascii="Aptos" w:hAnsi="Aptos" w:cs="Aptos" w:eastAsia="Aptos"/>
+          <w:b w:val="0"/>
+          <w:i w:val="0"/>
           <w:color w:val="2A2A2A"/>
-          <w:sz w:val="22"/>
+          <w:sz w:val="21"/>
         </w:rPr>
-        <w:t>Answers as written total 671 words and hold Question 1 under 100. If the Pitch Development Guide sets higher limits, append the add-on sentences shown above for a total of 747. If it sets lower limits, the answers cut cleanly at paragraph boundaries. Drop the Feasibility paragraph from Question 2 last, since it carries the preliminary data that makes the pitch credible.</w:t>
+        <w:t>Question 1 is held under 100 words. If the Pitch Development Guide sets higher limits, append the add-on sentences. If it sets lower limits, the answers cut cleanly at paragraph boundaries. Drop the Feasibility paragraph from Question 2 last, since it carries the preliminary data that makes the pitch credible.</w:t>
       </w:r>
     </w:p>
+    <w:tbl>
+      <w:tblPr>
+        <w:tblW w:type="auto" w:w="0"/>
+        <w:jc w:val="left"/>
+        <w:tblLayout w:type="fixed"/>
+        <w:tblLook w:firstColumn="1" w:firstRow="1" w:lastColumn="0" w:lastRow="0" w:noHBand="0" w:noVBand="1" w:val="04A0"/>
+        <w:tblInd w:w="0" w:type="dxa"/>
+        <w:tblLayout w:type="fixed"/>
+      </w:tblPr>
+      <w:tblGrid>
+        <w:gridCol w:w="9360"/>
+      </w:tblGrid>
+      <w:tr>
+        <w:tc>
+          <w:tcPr>
+            <w:tcW w:type="dxa" w:w="9360"/>
+            <w:tcBorders>
+              <w:top w:val="nil"/>
+              <w:left w:val="nil"/>
+              <w:bottom w:val="nil"/>
+              <w:right w:val="nil"/>
+            </w:tcBorders>
+            <w:tcMar>
+              <w:top w:w="0" w:type="dxa"/>
+              <w:start w:w="0" w:type="dxa"/>
+              <w:bottom w:w="0" w:type="dxa"/>
+              <w:end w:w="0" w:type="dxa"/>
+            </w:tcMar>
+            <w:shd w:val="clear" w:color="auto" w:fill="F2F7FC"/>
+            <w:tcMar>
+              <w:top w:w="220" w:type="dxa"/>
+              <w:start w:w="360" w:type="dxa"/>
+              <w:bottom w:w="220" w:type="dxa"/>
+              <w:end w:w="360" w:type="dxa"/>
+            </w:tcMar>
+          </w:tcPr>
+          <w:p>
+            <w:pPr>
+              <w:spacing w:before="0" w:after="0" w:line="276" w:lineRule="auto"/>
+            </w:pPr>
+            <w:r>
+              <w:rPr>
+                <w:rFonts w:ascii="Aptos Display" w:hAnsi="Aptos Display" w:cs="Aptos Display" w:eastAsia="Aptos Display"/>
+                <w:b/>
+                <w:i w:val="0"/>
+                <w:color w:val="045AA9"/>
+                <w:sz w:val="17"/>
+                <w:spacing w:val="24"/>
+              </w:rPr>
+              <w:t>OPTIONAL UPLOAD: BIBLIOGRAPHY AND REFERENCES CITED</w:t>
+            </w:r>
+          </w:p>
+          <w:p>
+            <w:pPr>
+              <w:spacing w:before="100" w:after="0" w:line="317" w:lineRule="auto"/>
+              <w:ind w:left="200"/>
+              <w:pBdr>
+                <w:left w:val="single" w:sz="12" w:space="6" w:color="045AA9"/>
+              </w:pBdr>
+            </w:pPr>
+            <w:r>
+              <w:rPr>
+                <w:rFonts w:ascii="Aptos" w:hAnsi="Aptos" w:cs="Aptos" w:eastAsia="Aptos"/>
+                <w:b w:val="0"/>
+                <w:i w:val="0"/>
+                <w:color w:val="2A2A2A"/>
+                <w:sz w:val="20"/>
+              </w:rPr>
+              <w:t>Prepared and included in this package. Worth uploading: it substantiates the statement that PlastiBioFuel did not invent the enzyme, and it shows the UNT partner's published record in enzyme immobilization in covalent organic frameworks.</w:t>
+            </w:r>
+          </w:p>
+        </w:tc>
+      </w:tr>
+    </w:tbl>
     <w:p>
       <w:pPr>
-        <w:spacing w:before="280" w:after="80"/>
+        <w:spacing w:before="0" w:after="200" w:line="240" w:lineRule="auto"/>
       </w:pPr>
-      <w:r>
-        <w:rPr>
-          <w:rFonts w:ascii="Calibri" w:hAnsi="Calibri" w:cs="Calibri" w:eastAsia="Calibri"/>
-          <w:b/>
-          <w:color w:val="045AA9"/>
-          <w:sz w:val="27"/>
-        </w:rPr>
-        <w:t>Optional upload</w:t>
-      </w:r>
     </w:p>
-    <w:p>
-      <w:pPr>
-        <w:spacing w:after="120"/>
-      </w:pPr>
-      <w:r>
-        <w:rPr>
-          <w:rFonts w:ascii="Calibri" w:hAnsi="Calibri" w:cs="Calibri" w:eastAsia="Calibri"/>
-          <w:color w:val="2A2A2A"/>
-          <w:sz w:val="22"/>
-        </w:rPr>
-        <w:t>Bibliography and References Cited is an optional PDF upload. It is prepared and included in this package. Uploading it is worth doing: it substantiates the statement that PlastiBioFuel did not invent the enzyme, and it shows the UNT partner's published record in enzyme immobilization in covalent organic frameworks.</w:t>
-      </w:r>
-    </w:p>
-    <w:p>
-      <w:pPr>
-        <w:spacing w:before="280"/>
-      </w:pPr>
-      <w:r>
-        <w:rPr>
-          <w:rFonts w:ascii="Calibri" w:hAnsi="Calibri" w:cs="Calibri" w:eastAsia="Calibri"/>
-          <w:i/>
-          <w:color w:val="666666"/>
-          <w:sz w:val="17"/>
-        </w:rPr>
-        <w:t>PlastiBioFuel LLC | 12380 Iveson Drive, Haslet, TX 76052 | Michael David Ward, Founder and CEO | michael@plastibiofuel.com | 817-319-7383 | UEI KQAWZ54RDUM8 | CAGE 175D6</w:t>
-      </w:r>
-    </w:p>
+    <w:tbl>
+      <w:tblPr>
+        <w:tblW w:type="auto" w:w="0"/>
+        <w:jc w:val="left"/>
+        <w:tblLayout w:type="fixed"/>
+        <w:tblLook w:firstColumn="1" w:firstRow="1" w:lastColumn="0" w:lastRow="0" w:noHBand="0" w:noVBand="1" w:val="04A0"/>
+        <w:tblInd w:w="0" w:type="dxa"/>
+        <w:tblLayout w:type="fixed"/>
+      </w:tblPr>
+      <w:tblGrid>
+        <w:gridCol w:w="4680"/>
+        <w:gridCol w:w="4680"/>
+      </w:tblGrid>
+      <w:tr>
+        <w:tc>
+          <w:tcPr>
+            <w:tcW w:type="dxa" w:w="6192"/>
+            <w:tcMar>
+              <w:top w:w="0" w:type="dxa"/>
+              <w:start w:w="0" w:type="dxa"/>
+              <w:bottom w:w="0" w:type="dxa"/>
+              <w:end w:w="0" w:type="dxa"/>
+            </w:tcMar>
+            <w:tcBorders>
+              <w:top w:val="single" w:sz="6" w:space="0" w:color="E3E8EF"/>
+              <w:left w:val="nil"/>
+              <w:bottom w:val="nil"/>
+              <w:right w:val="nil"/>
+            </w:tcBorders>
+            <w:tcMar>
+              <w:top w:w="140" w:type="dxa"/>
+              <w:start w:w="0" w:type="dxa"/>
+              <w:bottom w:w="0" w:type="dxa"/>
+              <w:end w:w="0" w:type="dxa"/>
+            </w:tcMar>
+          </w:tcPr>
+          <w:p>
+            <w:pPr>
+              <w:spacing w:before="0" w:after="0" w:line="300" w:lineRule="auto"/>
+            </w:pPr>
+            <w:r>
+              <w:rPr>
+                <w:rFonts w:ascii="Aptos" w:hAnsi="Aptos" w:cs="Aptos" w:eastAsia="Aptos"/>
+                <w:b w:val="0"/>
+                <w:i w:val="0"/>
+                <w:color w:val="6B7684"/>
+                <w:sz w:val="16"/>
+              </w:rPr>
+              <w:t>PlastiBioFuel LLC  ·  Michael David Ward, Founder and CEO  ·  michael@plastibiofuel.com  ·  817-319-7383</w:t>
+            </w:r>
+          </w:p>
+        </w:tc>
+        <w:tc>
+          <w:tcPr>
+            <w:tcW w:type="dxa" w:w="3168"/>
+            <w:tcMar>
+              <w:top w:w="0" w:type="dxa"/>
+              <w:start w:w="0" w:type="dxa"/>
+              <w:bottom w:w="0" w:type="dxa"/>
+              <w:end w:w="0" w:type="dxa"/>
+            </w:tcMar>
+            <w:tcBorders>
+              <w:top w:val="single" w:sz="6" w:space="0" w:color="E3E8EF"/>
+              <w:left w:val="nil"/>
+              <w:bottom w:val="nil"/>
+              <w:right w:val="nil"/>
+            </w:tcBorders>
+            <w:tcMar>
+              <w:top w:w="140" w:type="dxa"/>
+              <w:start w:w="0" w:type="dxa"/>
+              <w:bottom w:w="0" w:type="dxa"/>
+              <w:end w:w="0" w:type="dxa"/>
+            </w:tcMar>
+          </w:tcPr>
+          <w:p>
+            <w:pPr>
+              <w:spacing w:before="0" w:after="0" w:line="300" w:lineRule="auto"/>
+              <w:jc w:val="right"/>
+            </w:pPr>
+            <w:r>
+              <w:rPr>
+                <w:rFonts w:ascii="Aptos" w:hAnsi="Aptos" w:cs="Aptos" w:eastAsia="Aptos"/>
+                <w:b w:val="0"/>
+                <w:i w:val="0"/>
+                <w:color w:val="6B7684"/>
+                <w:sz w:val="16"/>
+              </w:rPr>
+              <w:t>UEI KQAWZ54RDUM8  ·  CAGE 175D6</w:t>
+            </w:r>
+          </w:p>
+        </w:tc>
+      </w:tr>
+    </w:tbl>
     <w:sectPr>
       <w:pgSz w:w="12240" w:h="15840"/>
-      <w:pgMar w:top="1440" w:right="1440" w:bottom="1440" w:left="1440" w:header="720" w:footer="720" w:gutter="0"/>
+      <w:pgMar w:top="792" w:right="1440" w:bottom="1008" w:left="1440" w:header="720" w:footer="720" w:gutter="0"/>
       <w:cols w:space="720"/>
       <w:docGrid w:linePitch="360"/>
     </w:sectPr>
@@ -1355,12 +2699,13 @@
     <w:qFormat/>
     <w:rsid w:val="00FC693F"/>
     <w:pPr>
-      <w:spacing w:line="276" w:lineRule="auto" w:after="120"/>
+      <w:spacing w:line="283" w:lineRule="auto" w:after="120"/>
     </w:pPr>
     <w:rPr>
-      <w:rFonts w:ascii="Calibri" w:hAnsi="Calibri" w:cs="Calibri" w:eastAsia="Calibri"/>
+      <w:rFonts w:ascii="Aptos" w:hAnsi="Aptos" w:cs="Aptos" w:eastAsia="Aptos"/>
+      <w:rFonts w:ascii="Aptos" w:hAnsi="Aptos"/>
       <w:color w:val="2A2A2A"/>
-      <w:sz w:val="22"/>
+      <w:sz w:val="21"/>
     </w:rPr>
   </w:style>
   <w:style w:type="paragraph" w:styleId="Header">

--- a/PlastiBioFuel/Funding_Loop/2026-08-22_DOE_SBIR-STTR_FY26-Phase-I-Genesis-Mission/02_Pitch_Responses.docx
+++ b/PlastiBioFuel/Funding_Loop/2026-08-22_DOE_SBIR-STTR_FY26-Phase-I-Genesis-Mission/02_Pitch_Responses.docx
@@ -286,7 +286,7 @@
                 <w:color w:val="045AA9"/>
                 <w:sz w:val="46"/>
               </w:rPr>
-              <w:t>671</w:t>
+              <w:t>691</w:t>
             </w:r>
           </w:p>
           <w:p>
@@ -676,7 +676,7 @@
           <w:color w:val="2A2A2A"/>
           <w:sz w:val="21"/>
         </w:rPr>
-        <w:t>PlastiBioFuel converts post-consumer PET plastic waste into fuel-grade ethanol. A PET hydrolase is immobilized inside a custom covalent organic framework and run in a continuous spiral-flow reactor, and the recovered monomers are biologically converted to ethanol. Scale-up of this reactor class is limited by design search, not by enzyme performance. We will build a physics-informed machine learning model of the immobilized-enzyme reactor, train it on our own continuous-operation data, and use it to predict operating conditions that we then confirm experimentally. This is AI applied to bioreactor design and biomanufacturing for a bioproduct, which is Topic 1.</w:t>
+        <w:t>PlastiBioFuel runs two loops: a structured wet lab converting post-consumer PET into fuel-grade ethanol, and a fast simulation loop that decides what the lab runs next. The chemistry is a PET hydrolase immobilized in a custom covalent organic framework inside a continuous spiral-flow reactor. Scale-up is limited by design search, not enzyme performance. Phase I builds a physics-informed machine learning model of that reactor, trains it on our own continuous-operation data, and closes the loop: the model proposes conditions, the reactor tests them, results retrain the model. That is AI for bioreactor design and biomanufacturing, Topic 1.</w:t>
       </w:r>
     </w:p>
     <w:p>
@@ -812,7 +812,7 @@
                 <w:spacing w:val="20"/>
                 <w:shd w:val="clear" w:color="auto" w:fill="045AA9"/>
               </w:rPr>
-              <w:t xml:space="preserve"> 202 WORDS </w:t>
+              <w:t xml:space="preserve"> 199 WORDS </w:t>
             </w:r>
           </w:p>
         </w:tc>
@@ -846,7 +846,7 @@
           <w:color w:val="2A2A2A"/>
           <w:sz w:val="21"/>
         </w:rPr>
-        <w:t>Enzymatic PET recycling is now limited by reactor engineering rather than enzyme discovery. Operating conditions for continuous immobilized-enzyme reactors are still chosen by one-factor-at-a-time bench runs that take days each, so only a small part of the design space is ever searched, and scale-up decisions rest on thin evidence.</w:t>
+        <w:t>Enzymatic PET recycling is limited by reactor engineering, not enzyme discovery. Operating conditions for continuous immobilized-enzyme reactors are still chosen by one-factor-at-a-time bench runs that take days each, so only a small part of the design space is ever searched.</w:t>
       </w:r>
     </w:p>
     <w:p>
@@ -872,7 +872,7 @@
           <w:color w:val="2A2A2A"/>
           <w:sz w:val="21"/>
         </w:rPr>
-        <w:t>FAST-PETase was reported by the Alper group at the University of Texas at Austin in 2022. PlastiBioFuel did not invent the enzyme. Our contributions, covered by USPTO provisional 63/848,456, are the covalent organic framework immobilization system, the spiral-flow reactor geometry, and the integrated depolymerization-to-ethanol process. Phase I adds a surrogate model that predicts conversion and turnover frequency from temperature, residence time, feedstock crystallinity, and enzyme loading density, then proposes the next conditions for the reactor to run.</w:t>
+        <w:t>FAST-PETase was reported by the Alper group at UT Austin in 2022, itself produced by a machine learning method. PlastiBioFuel did not invent the enzyme. Our contributions, covered by USPTO provisional 63/848,456, are the covalent organic framework immobilization system, the spiral-flow reactor geometry, and the integrated depolymerization-to-ethanol process. Phase I moves machine learning up one level, from residue selection to reactor operation: a physics-informed surrogate predicts conversion and turnover frequency from temperature, residence time, crystallinity, and enzyme loading, and an active-learning loop selects the next run.</w:t>
       </w:r>
     </w:p>
     <w:p>
@@ -898,7 +898,7 @@
           <w:color w:val="2A2A2A"/>
           <w:sz w:val="21"/>
         </w:rPr>
-        <w:t>The training data already exists. We have depolymerized real high-crystallinity post-consumer bottle PET to terephthalic acid, MHET, and ethylene glycol with HPLC confirmation, loaded the framework to near-complete enzyme occupancy with full retention of catalytic activity, held product formation linear through 24 hours of continuous operation, and shown that turnover-frequency decline tracks substrate depletion rather than enzyme deactivation. Identifiable kinetics are what make this model tractable on a Phase I budget and schedule.</w:t>
+        <w:t>The training data already exists. We have depolymerized real high-crystallinity post-consumer bottle PET to terephthalic acid, MHET, and ethylene glycol, confirmed by HPLC, loaded the framework to near-complete occupancy with activity retained, held product formation linear through 24 hours of continuous operation, and shown that turnover-frequency decline tracks substrate depletion rather than enzyme deactivation. Identifiable kinetics and a reactor that answers in hours make the active-learning loop tractable on a Phase I budget.</w:t>
       </w:r>
     </w:p>
     <w:tbl>
@@ -1127,7 +1127,7 @@
                 <w:spacing w:val="20"/>
                 <w:shd w:val="clear" w:color="auto" w:fill="045AA9"/>
               </w:rPr>
-              <w:t xml:space="preserve"> 191 WORDS </w:t>
+              <w:t xml:space="preserve"> 199 WORDS </w:t>
             </w:r>
           </w:p>
         </w:tc>
@@ -1187,7 +1187,7 @@
           <w:color w:val="2A2A2A"/>
           <w:sz w:val="21"/>
         </w:rPr>
-        <w:t>Pyrolysis routes to fuel carry high energy cost per gallon. Mechanical recycling degrades polymer quality on every cycle. Enzymatic recyclers that return monomer to virgin-equivalent resin compete for the same feedstock but sell into the resin market, so our offtake channel does not overlap theirs. The design model shortens the bench-to-plant step, which is where enzymatic routes usually stall.</w:t>
+        <w:t>Pyrolysis carries high energy cost per gallon; mechanical recycling degrades polymer on every cycle. Enzymatic recyclers that return monomer to virgin-equivalent resin sell into the resin market, so our offtake channel does not overlap theirs. AI-for-bioprocess software vendors have to contract for the asset we own: a working reactor generating the training data. Wet-lab groups search one condition at a time; we search at software speed. Owning both loops is what shortens the bench-to-plant step, where enzymatic routes usually stall.</w:t>
       </w:r>
     </w:p>
     <w:p>
@@ -1213,7 +1213,7 @@
           <w:color w:val="2A2A2A"/>
           <w:sz w:val="21"/>
         </w:rPr>
-        <w:t>We are in offtake discussions with ARG Petro, a regional fuel distributor, and have their interest. Texas puts PET waste aggregation, refining infrastructure, and fuel blending demand in one region. The Phase I output is a sizing and operating envelope for the first modular unit, so the model feeds a capital decision rather than sitting on a shelf.</w:t>
+        <w:t>We are in offtake discussions with ARG Petro, a regional fuel distributor, and have their interest. Texas puts PET waste aggregation, refining infrastructure, and fuel blending demand in one region. The Phase I output is a sizing and operating envelope for the first modular unit, so the model feeds a capital decision.</w:t>
       </w:r>
     </w:p>
     <w:tbl>
@@ -1442,7 +1442,7 @@
                 <w:spacing w:val="20"/>
                 <w:shd w:val="clear" w:color="auto" w:fill="045AA9"/>
               </w:rPr>
-              <w:t xml:space="preserve"> 181 WORDS </w:t>
+              <w:t xml:space="preserve"> 196 WORDS </w:t>
             </w:r>
           </w:p>
         </w:tc>
@@ -1476,7 +1476,7 @@
           <w:color w:val="2A2A2A"/>
           <w:sz w:val="21"/>
         </w:rPr>
-        <w:t>Michael David Ward, Founder and CEO, is the principal investigator and is primarily employed by PlastiBioFuel. The company is a service-disabled veteran-owned small business verified through SBA VetCert, holds USPTO provisional 63/848,456, and generated the preliminary data cited here with its research partner. All work will be performed in the United States.</w:t>
+        <w:t>Michael David Ward, Founder and CEO, is the principal investigator and is primarily employed by PlastiBioFuel. The company is a service-disabled veteran-owned small business verified through SBA VetCert and holds USPTO provisional 63/848,456. PlastiBioFuel runs both sides of this project in house: the structured laboratory program that produced the data cited here, and the simulation and model development that Phase I extends. All work will be performed in the United States.</w:t>
       </w:r>
     </w:p>
     <w:p>
@@ -1777,7 +1777,7 @@
                 <w:color w:val="2A2A2A"/>
                 <w:sz w:val="19"/>
               </w:rPr>
-              <w:t>1. Summary, Topic, and Mission Alignment</w:t>
+              <w:t>01. Summary, Topic, and Mission Alignment</w:t>
             </w:r>
           </w:p>
         </w:tc>
@@ -1855,7 +1855,7 @@
                 <w:color w:val="2A2A2A"/>
                 <w:sz w:val="19"/>
               </w:rPr>
-              <w:t>2. Technical Promise</w:t>
+              <w:t>02. Technical Promise</w:t>
             </w:r>
           </w:p>
         </w:tc>
@@ -1893,7 +1893,7 @@
                 <w:color w:val="2A2A2A"/>
                 <w:sz w:val="19"/>
               </w:rPr>
-              <w:t>202 words as written  ·  236 with add-on</w:t>
+              <w:t>199 words as written  ·  233 with add-on</w:t>
             </w:r>
           </w:p>
         </w:tc>
@@ -1933,7 +1933,7 @@
                 <w:color w:val="2A2A2A"/>
                 <w:sz w:val="19"/>
               </w:rPr>
-              <w:t>3. Commercialization Potential</w:t>
+              <w:t>03. Commercialization Potential</w:t>
             </w:r>
           </w:p>
         </w:tc>
@@ -1971,7 +1971,7 @@
                 <w:color w:val="2A2A2A"/>
                 <w:sz w:val="19"/>
               </w:rPr>
-              <w:t>191 words as written  ·  214 with add-on</w:t>
+              <w:t>199 words as written  ·  222 with add-on</w:t>
             </w:r>
           </w:p>
         </w:tc>
@@ -2011,7 +2011,7 @@
                 <w:color w:val="2A2A2A"/>
                 <w:sz w:val="19"/>
               </w:rPr>
-              <w:t>4. Team Qualifications</w:t>
+              <w:t>04. Team Qualifications</w:t>
             </w:r>
           </w:p>
         </w:tc>
@@ -2049,7 +2049,7 @@
                 <w:color w:val="2A2A2A"/>
                 <w:sz w:val="19"/>
               </w:rPr>
-              <w:t>181 words as written  ·  200 with add-on</w:t>
+              <w:t>196 words as written  ·  215 with add-on</w:t>
             </w:r>
           </w:p>
         </w:tc>
@@ -2127,7 +2127,7 @@
                 <w:color w:val="2A2A2A"/>
                 <w:sz w:val="19"/>
               </w:rPr>
-              <w:t>671 words as written  ·  747 with add-on</w:t>
+              <w:t>691 words as written  ·  767 with add-on</w:t>
             </w:r>
           </w:p>
         </w:tc>

--- a/PlastiBioFuel/Funding_Loop/2026-08-22_DOE_SBIR-STTR_FY26-Phase-I-Genesis-Mission/02_Pitch_Responses.docx
+++ b/PlastiBioFuel/Funding_Loop/2026-08-22_DOE_SBIR-STTR_FY26-Phase-I-Genesis-Mission/02_Pitch_Responses.docx
@@ -286,7 +286,7 @@
                 <w:color w:val="045AA9"/>
                 <w:sz w:val="46"/>
               </w:rPr>
-              <w:t>691</w:t>
+              <w:t>690</w:t>
             </w:r>
           </w:p>
           <w:p>
@@ -355,7 +355,7 @@
                 <w:color w:val="045AA9"/>
                 <w:sz w:val="46"/>
               </w:rPr>
-              <w:t>97</w:t>
+              <w:t>95</w:t>
             </w:r>
           </w:p>
           <w:p>
@@ -652,7 +652,7 @@
                 <w:spacing w:val="20"/>
                 <w:shd w:val="clear" w:color="auto" w:fill="045AA9"/>
               </w:rPr>
-              <w:t xml:space="preserve"> 97 WORDS </w:t>
+              <w:t xml:space="preserve"> 95 WORDS </w:t>
             </w:r>
           </w:p>
         </w:tc>
@@ -676,7 +676,7 @@
           <w:color w:val="2A2A2A"/>
           <w:sz w:val="21"/>
         </w:rPr>
-        <w:t>PlastiBioFuel runs two loops: a structured wet lab converting post-consumer PET into fuel-grade ethanol, and a fast simulation loop that decides what the lab runs next. The chemistry is a PET hydrolase immobilized in a custom covalent organic framework inside a continuous spiral-flow reactor. Scale-up is limited by design search, not enzyme performance. Phase I builds a physics-informed machine learning model of that reactor, trains it on our own continuous-operation data, and closes the loop: the model proposes conditions, the reactor tests them, results retrain the model. That is AI for bioreactor design and biomanufacturing, Topic 1.</w:t>
+        <w:t>PlastiBioFuel runs two loops: a structured wet lab converting post-consumer PET into fuel-grade ethanol, and a fast simulation loop that decides what the lab runs next. The chemistry is a PET hydrolase immobilized in a custom covalent organic framework inside a continuous spiral-flow reactor. Scale-up is limited by design search, not enzyme performance. Phase I hardens the physics-informed machine learning model we already run against our own continuous-operation data and closes the loop: the model proposes conditions, the reactor tests them, results retrain the model. That is AI for bioreactor design and biomanufacturing, Topic 1.</w:t>
       </w:r>
     </w:p>
     <w:p>
@@ -846,7 +846,7 @@
           <w:color w:val="2A2A2A"/>
           <w:sz w:val="21"/>
         </w:rPr>
-        <w:t>Enzymatic PET recycling is limited by reactor engineering, not enzyme discovery. Operating conditions for continuous immobilized-enzyme reactors are still chosen by one-factor-at-a-time bench runs that take days each, so only a small part of the design space is ever searched.</w:t>
+        <w:t>Enzymatic PET recycling is limited by reactor engineering, not enzyme discovery. Conditions are still chosen one factor at a time, days per run, so almost none of the design space gets searched.</w:t>
       </w:r>
     </w:p>
     <w:p>
@@ -872,7 +872,7 @@
           <w:color w:val="2A2A2A"/>
           <w:sz w:val="21"/>
         </w:rPr>
-        <w:t>FAST-PETase was reported by the Alper group at UT Austin in 2022, itself produced by a machine learning method. PlastiBioFuel did not invent the enzyme. Our contributions, covered by USPTO provisional 63/848,456, are the covalent organic framework immobilization system, the spiral-flow reactor geometry, and the integrated depolymerization-to-ethanol process. Phase I moves machine learning up one level, from residue selection to reactor operation: a physics-informed surrogate predicts conversion and turnover frequency from temperature, residence time, crystallinity, and enzyme loading, and an active-learning loop selects the next run.</w:t>
+        <w:t>FAST-PETase was reported by the Alper group at UT Austin in 2022, itself produced by machine learning. PlastiBioFuel did not invent the enzyme. Our contributions, covered by USPTO provisional 63/848,456, are the framework immobilization system, the spiral-flow geometry, and the integrated depolymerization-to-ethanol process. Phase I moves machine learning up one level, from residue selection to reactor operation: the surrogate predicts conversion and turnover frequency from temperature, residence time, crystallinity, and loading, and an active-learning loop selects the next run.</w:t>
       </w:r>
     </w:p>
     <w:p>
@@ -898,7 +898,7 @@
           <w:color w:val="2A2A2A"/>
           <w:sz w:val="21"/>
         </w:rPr>
-        <w:t>The training data already exists. We have depolymerized real high-crystallinity post-consumer bottle PET to terephthalic acid, MHET, and ethylene glycol, confirmed by HPLC, loaded the framework to near-complete occupancy with activity retained, held product formation linear through 24 hours of continuous operation, and shown that turnover-frequency decline tracks substrate depletion rather than enzyme deactivation. Identifiable kinetics and a reactor that answers in hours make the active-learning loop tractable on a Phase I budget.</w:t>
+        <w:t>Both halves already exist. On the bench we have depolymerized high-crystallinity post-consumer bottle PET to terephthalic acid, MHET, and ethylene glycol, confirmed by HPLC, loaded the framework to near-complete occupancy with activity retained, held product formation linear through 24 hours, and shown turnover-frequency decline tracking substrate depletion, not enzyme deactivation. In parallel we have run a coupled multi-scale reactor model across more than a million simulations and checked its predictions against that measured output. Phase I hardens it into an active-learning loop and tests it on held-out runs.</w:t>
       </w:r>
     </w:p>
     <w:tbl>
@@ -1442,7 +1442,7 @@
                 <w:spacing w:val="20"/>
                 <w:shd w:val="clear" w:color="auto" w:fill="045AA9"/>
               </w:rPr>
-              <w:t xml:space="preserve"> 196 WORDS </w:t>
+              <w:t xml:space="preserve"> 197 WORDS </w:t>
             </w:r>
           </w:p>
         </w:tc>
@@ -1476,7 +1476,7 @@
           <w:color w:val="2A2A2A"/>
           <w:sz w:val="21"/>
         </w:rPr>
-        <w:t>Michael David Ward, Founder and CEO, is the principal investigator and is primarily employed by PlastiBioFuel. The company is a service-disabled veteran-owned small business verified through SBA VetCert and holds USPTO provisional 63/848,456. PlastiBioFuel runs both sides of this project in house: the structured laboratory program that produced the data cited here, and the simulation and model development that Phase I extends. All work will be performed in the United States.</w:t>
+        <w:t>Michael David Ward, Founder and CEO, is the principal investigator and is primarily employed by PlastiBioFuel. He built the project's simulation and modeling capability and runs it himself, so the computational work Phase I extends stays inside the company rather than moving to a subcontractor. PlastiBioFuel is a service-disabled veteran-owned small business verified through SBA VetCert and holds USPTO provisional 63/848,456. Its laboratory program produced the preliminary data cited here. All work will be performed in the United States.</w:t>
       </w:r>
     </w:p>
     <w:p>
@@ -1502,7 +1502,7 @@
           <w:color w:val="2A2A2A"/>
           <w:sz w:val="21"/>
         </w:rPr>
-        <w:t>The University of North Texas is our research partner under executed Sponsored Research Agreement SRA1016, with a $250,000 extension under negotiation. Dr. Shengqian Ma, Department of Chemistry, leads covalent organic framework and immobilization chemistry; his group has published on enzyme immobilization in covalent organic frameworks and on framework host materials for enzymes. Dr. Joshua Phipps, postdoctoral researcher, runs day-to-day wet lab work. The partnership gives Phase I reactor access, HPLC analytics, and materials characterization with no capital spending.</w:t>
+        <w:t>The University of North Texas is our research partner under executed Sponsored Research Agreement SRA1016, with a $250,000 extension under negotiation. Dr. Shengqian Ma, Department of Chemistry, leads covalent organic framework and immobilization chemistry; his group has published on enzyme immobilization in covalent organic frameworks. Dr. Joshua Phipps, postdoctoral researcher, runs day-to-day wet lab work. The partnership gives Phase I reactor access, HPLC analytics, and materials characterization with no capital spending.</w:t>
       </w:r>
     </w:p>
     <w:p>
@@ -1815,7 +1815,7 @@
                 <w:color w:val="2A2A2A"/>
                 <w:sz w:val="19"/>
               </w:rPr>
-              <w:t>97 words as written  ·  97 with add-on</w:t>
+              <w:t>95 words as written  ·  95 with add-on</w:t>
             </w:r>
           </w:p>
         </w:tc>
@@ -2049,7 +2049,7 @@
                 <w:color w:val="2A2A2A"/>
                 <w:sz w:val="19"/>
               </w:rPr>
-              <w:t>196 words as written  ·  215 with add-on</w:t>
+              <w:t>197 words as written  ·  216 with add-on</w:t>
             </w:r>
           </w:p>
         </w:tc>
@@ -2127,7 +2127,7 @@
                 <w:color w:val="2A2A2A"/>
                 <w:sz w:val="19"/>
               </w:rPr>
-              <w:t>691 words as written  ·  767 with add-on</w:t>
+              <w:t>690 words as written  ·  766 with add-on</w:t>
             </w:r>
           </w:p>
         </w:tc>

--- a/PlastiBioFuel/Funding_Loop/2026-08-22_DOE_SBIR-STTR_FY26-Phase-I-Genesis-Mission/02_Pitch_Responses.docx
+++ b/PlastiBioFuel/Funding_Loop/2026-08-22_DOE_SBIR-STTR_FY26-Phase-I-Genesis-Mission/02_Pitch_Responses.docx
@@ -286,7 +286,7 @@
                 <w:color w:val="045AA9"/>
                 <w:sz w:val="46"/>
               </w:rPr>
-              <w:t>690</w:t>
+              <w:t>681</w:t>
             </w:r>
           </w:p>
           <w:p>
@@ -355,7 +355,7 @@
                 <w:color w:val="045AA9"/>
                 <w:sz w:val="46"/>
               </w:rPr>
-              <w:t>95</w:t>
+              <w:t>87</w:t>
             </w:r>
           </w:p>
           <w:p>
@@ -652,7 +652,7 @@
                 <w:spacing w:val="20"/>
                 <w:shd w:val="clear" w:color="auto" w:fill="045AA9"/>
               </w:rPr>
-              <w:t xml:space="preserve"> 95 WORDS </w:t>
+              <w:t xml:space="preserve"> 87 WORDS </w:t>
             </w:r>
           </w:p>
         </w:tc>
@@ -676,7 +676,7 @@
           <w:color w:val="2A2A2A"/>
           <w:sz w:val="21"/>
         </w:rPr>
-        <w:t>PlastiBioFuel runs two loops: a structured wet lab converting post-consumer PET into fuel-grade ethanol, and a fast simulation loop that decides what the lab runs next. The chemistry is a PET hydrolase immobilized in a custom covalent organic framework inside a continuous spiral-flow reactor. Scale-up is limited by design search, not enzyme performance. Phase I hardens the physics-informed machine learning model we already run against our own continuous-operation data and closes the loop: the model proposes conditions, the reactor tests them, results retrain the model. That is AI for bioreactor design and biomanufacturing, Topic 1.</w:t>
+        <w:t>PlastiBioFuel converts post-consumer PET into fuel-grade ethanol using a PET hydrolase immobilized in a custom covalent organic framework. The continuous spiral-flow reactor that runs it was designed in simulation: flow, channel geometry, and enzyme reusability modeled across more than a million runs. Wet-lab work confirms the immobilization and enzyme chemistry that design depends on. Phase I closes the gap between the model and hardware, turning it into a reactor design tool with quantified error. That is AI applied to bioreactor design and biomanufacturing, which is Topic 1.</w:t>
       </w:r>
     </w:p>
     <w:p>
@@ -812,7 +812,7 @@
                 <w:spacing w:val="20"/>
                 <w:shd w:val="clear" w:color="auto" w:fill="045AA9"/>
               </w:rPr>
-              <w:t xml:space="preserve"> 199 WORDS </w:t>
+              <w:t xml:space="preserve"> 198 WORDS </w:t>
             </w:r>
           </w:p>
         </w:tc>
@@ -872,7 +872,7 @@
           <w:color w:val="2A2A2A"/>
           <w:sz w:val="21"/>
         </w:rPr>
-        <w:t>FAST-PETase was reported by the Alper group at UT Austin in 2022, itself produced by machine learning. PlastiBioFuel did not invent the enzyme. Our contributions, covered by USPTO provisional 63/848,456, are the framework immobilization system, the spiral-flow geometry, and the integrated depolymerization-to-ethanol process. Phase I moves machine learning up one level, from residue selection to reactor operation: the surrogate predicts conversion and turnover frequency from temperature, residence time, crystallinity, and loading, and an active-learning loop selects the next run.</w:t>
+        <w:t>FAST-PETase was reported by the Alper group at UT Austin in 2022, itself produced by machine learning. PlastiBioFuel did not invent the enzyme. Our contributions, covered by USPTO provisional 63/848,456, are the framework immobilization system, the spiral-flow geometry arrived at computationally rather than by iterating hardware, and the integrated depolymerization-to-ethanol process. Phase I moves machine learning up one level, from residue selection to reactor operation: the surrogate predicts conversion and turnover frequency from temperature, residence time, crystallinity, and loading, and ranks the next experiment.</w:t>
       </w:r>
     </w:p>
     <w:p>
@@ -898,7 +898,7 @@
           <w:color w:val="2A2A2A"/>
           <w:sz w:val="21"/>
         </w:rPr>
-        <w:t>Both halves already exist. On the bench we have depolymerized high-crystallinity post-consumer bottle PET to terephthalic acid, MHET, and ethylene glycol, confirmed by HPLC, loaded the framework to near-complete occupancy with activity retained, held product formation linear through 24 hours, and shown turnover-frequency decline tracking substrate depletion, not enzyme deactivation. In parallel we have run a coupled multi-scale reactor model across more than a million simulations and checked its predictions against that measured output. Phase I hardens it into an active-learning loop and tests it on held-out runs.</w:t>
+        <w:t>Chemistry confirmed, reactor designed. We have depolymerized high-crystallinity post-consumer bottle PET to terephthalic acid, MHET, and ethylene glycol, confirmed by HPLC, loaded the framework to near-complete occupancy with activity retained, and shown turnover-frequency decline tracking substrate depletion, not enzyme deactivation. The reactor has been modeled end to end across more than a million runs: flow, channel geometry, reusability. It exists in simulation, not hardware. Phase I is that gap: quantify where the model is trustworthy and rank the experiments that close it.</w:t>
       </w:r>
     </w:p>
     <w:tbl>
@@ -968,7 +968,7 @@
                 <w:sz w:val="14"/>
                 <w:spacing w:val="20"/>
               </w:rPr>
-              <w:t>OPTIONAL ADD-ON, ONLY IF THE GUIDE ALLOWS MORE WORDS  ·  34 WORDS</w:t>
+              <w:t>OPTIONAL ADD-ON, ONLY IF THE GUIDE ALLOWS MORE WORDS  ·  26 WORDS</w:t>
             </w:r>
           </w:p>
           <w:p>
@@ -983,7 +983,7 @@
                 <w:color w:val="4A5561"/>
                 <w:sz w:val="19"/>
               </w:rPr>
-              <w:t>Phase I will produce a model whose predictions are tested against held-out reactor runs, so the go or no-go evidence at the end of Phase I is a measured prediction error, not a claim.</w:t>
+              <w:t>Phase I ends with a measured number rather than a claim: quantified uncertainty on the model's reactor-scale predictions, and a ranked experiment sequence to close it.</w:t>
             </w:r>
           </w:p>
         </w:tc>
@@ -1187,7 +1187,7 @@
           <w:color w:val="2A2A2A"/>
           <w:sz w:val="21"/>
         </w:rPr>
-        <w:t>Pyrolysis carries high energy cost per gallon; mechanical recycling degrades polymer on every cycle. Enzymatic recyclers that return monomer to virgin-equivalent resin sell into the resin market, so our offtake channel does not overlap theirs. AI-for-bioprocess software vendors have to contract for the asset we own: a working reactor generating the training data. Wet-lab groups search one condition at a time; we search at software speed. Owning both loops is what shortens the bench-to-plant step, where enzymatic routes usually stall.</w:t>
+        <w:t>Pyrolysis carries high energy cost; mechanical recycling degrades polymer every cycle. Enzymatic recyclers returning monomer to virgin-equivalent resin sell into the resin market, so our offtake channel does not overlap theirs. Software vendors modeling bioprocess do not hold the chemistry; we have wet-lab confirmation of the immobilization and enzyme behavior our design depends on. Wet-lab groups iterate hardware one build at a time; our geometry was searched in simulation first. Holding both shortens the bench-to-plant step, where enzymatic routes stall.</w:t>
       </w:r>
     </w:p>
     <w:p>
@@ -1815,7 +1815,7 @@
                 <w:color w:val="2A2A2A"/>
                 <w:sz w:val="19"/>
               </w:rPr>
-              <w:t>95 words as written  ·  95 with add-on</w:t>
+              <w:t>87 words as written  ·  87 with add-on</w:t>
             </w:r>
           </w:p>
         </w:tc>
@@ -1893,7 +1893,7 @@
                 <w:color w:val="2A2A2A"/>
                 <w:sz w:val="19"/>
               </w:rPr>
-              <w:t>199 words as written  ·  233 with add-on</w:t>
+              <w:t>198 words as written  ·  224 with add-on</w:t>
             </w:r>
           </w:p>
         </w:tc>
@@ -2127,7 +2127,7 @@
                 <w:color w:val="2A2A2A"/>
                 <w:sz w:val="19"/>
               </w:rPr>
-              <w:t>690 words as written  ·  766 with add-on</w:t>
+              <w:t>681 words as written  ·  749 with add-on</w:t>
             </w:r>
           </w:p>
         </w:tc>

--- a/PlastiBioFuel/Funding_Loop/2026-08-22_DOE_SBIR-STTR_FY26-Phase-I-Genesis-Mission/02_Pitch_Responses.docx
+++ b/PlastiBioFuel/Funding_Loop/2026-08-22_DOE_SBIR-STTR_FY26-Phase-I-Genesis-Mission/02_Pitch_Responses.docx
@@ -286,7 +286,7 @@
                 <w:color w:val="045AA9"/>
                 <w:sz w:val="46"/>
               </w:rPr>
-              <w:t>681</w:t>
+              <w:t>693</w:t>
             </w:r>
           </w:p>
           <w:p>
@@ -355,7 +355,7 @@
                 <w:color w:val="045AA9"/>
                 <w:sz w:val="46"/>
               </w:rPr>
-              <w:t>87</w:t>
+              <w:t>98</w:t>
             </w:r>
           </w:p>
           <w:p>
@@ -652,7 +652,7 @@
                 <w:spacing w:val="20"/>
                 <w:shd w:val="clear" w:color="auto" w:fill="045AA9"/>
               </w:rPr>
-              <w:t xml:space="preserve"> 87 WORDS </w:t>
+              <w:t xml:space="preserve"> 98 WORDS </w:t>
             </w:r>
           </w:p>
         </w:tc>
@@ -676,7 +676,7 @@
           <w:color w:val="2A2A2A"/>
           <w:sz w:val="21"/>
         </w:rPr>
-        <w:t>PlastiBioFuel converts post-consumer PET into fuel-grade ethanol using a PET hydrolase immobilized in a custom covalent organic framework. The continuous spiral-flow reactor that runs it was designed in simulation: flow, channel geometry, and enzyme reusability modeled across more than a million runs. Wet-lab work confirms the immobilization and enzyme chemistry that design depends on. Phase I closes the gap between the model and hardware, turning it into a reactor design tool with quantified error. That is AI applied to bioreactor design and biomanufacturing, which is Topic 1.</w:t>
+        <w:t>PlastiBioFuel is building a route from post-consumer PET to fuel-grade ethanol using a PET hydrolase immobilized in a covalent organic framework. The continuous spiral-flow reactor was designed in simulation: flow, channel geometry, and reusability modeled across more than a million runs. Wet-lab work at UNT confirms the enzyme and immobilization chemistry the design depends on, and identifies mass transfer as the limit. Transport is what reactor geometry decides. Phase I closes the gap between the model and hardware, turning it into a design tool with quantified error. That is AI applied to bioreactor design and biomanufacturing, Topic 1.</w:t>
       </w:r>
     </w:p>
     <w:p>
@@ -812,7 +812,7 @@
                 <w:spacing w:val="20"/>
                 <w:shd w:val="clear" w:color="auto" w:fill="045AA9"/>
               </w:rPr>
-              <w:t xml:space="preserve"> 198 WORDS </w:t>
+              <w:t xml:space="preserve"> 199 WORDS </w:t>
             </w:r>
           </w:p>
         </w:tc>
@@ -846,7 +846,7 @@
           <w:color w:val="2A2A2A"/>
           <w:sz w:val="21"/>
         </w:rPr>
-        <w:t>Enzymatic PET recycling is limited by reactor engineering, not enzyme discovery. Conditions are still chosen one factor at a time, days per run, so almost none of the design space gets searched.</w:t>
+        <w:t>Enzymatic PET recycling is limited by reactor engineering, not enzyme discovery. Conditions are chosen one factor at a time, so little of the design space gets searched.</w:t>
       </w:r>
     </w:p>
     <w:p>
@@ -872,7 +872,7 @@
           <w:color w:val="2A2A2A"/>
           <w:sz w:val="21"/>
         </w:rPr>
-        <w:t>FAST-PETase was reported by the Alper group at UT Austin in 2022, itself produced by machine learning. PlastiBioFuel did not invent the enzyme. Our contributions, covered by USPTO provisional 63/848,456, are the framework immobilization system, the spiral-flow geometry arrived at computationally rather than by iterating hardware, and the integrated depolymerization-to-ethanol process. Phase I moves machine learning up one level, from residue selection to reactor operation: the surrogate predicts conversion and turnover frequency from temperature, residence time, crystallinity, and loading, and ranks the next experiment.</w:t>
+        <w:t>FAST-PETase was reported by the Alper group at UT Austin in 2022, itself produced by machine learning. PlastiBioFuel did not invent the enzyme. Our contributions, covered by USPTO provisional 63/848,456, are the framework immobilization system, the spiral-flow geometry arrived at computationally, and the integrated process. Phase I moves machine learning up one level, from residue selection to reactor operation.</w:t>
       </w:r>
     </w:p>
     <w:p>
@@ -898,7 +898,7 @@
           <w:color w:val="2A2A2A"/>
           <w:sz w:val="21"/>
         </w:rPr>
-        <w:t>Chemistry confirmed, reactor designed. We have depolymerized high-crystallinity post-consumer bottle PET to terephthalic acid, MHET, and ethylene glycol, confirmed by HPLC, loaded the framework to near-complete occupancy with activity retained, and shown turnover-frequency decline tracking substrate depletion, not enzyme deactivation. The reactor has been modeled end to end across more than a million runs: flow, channel geometry, reusability. It exists in simulation, not hardware. Phase I is that gap: quantify where the model is trustworthy and rank the experiments that close it.</w:t>
+        <w:t>Three UNT milestones completed ahead of schedule, in a final report signed by Prof. Shengqian Ma. Free FAST-PETase breaks PET to terephthalic acid, confirmed by HPLC against standards. It loads into TAPB-BPDA-COF with no protein detectable in supernatant at 280 nm. Immobilized it stays active at a diminished rate: 122 µmol/h/mg turnover at 24 hours against a 246 to 348 literature range for free enzyme. UNT attributes the gap to mass transfer, substrate reaching the active site down the COF channel, and to insufficient pre-treatment. Transport is a geometry and flow problem, which is what the model covers. Phase I quantifies where it is trustworthy and ranks the experiments that close the gap.</w:t>
       </w:r>
     </w:p>
     <w:tbl>
@@ -1161,7 +1161,7 @@
           <w:color w:val="2A2A2A"/>
           <w:sz w:val="21"/>
         </w:rPr>
-        <w:t>The product is fuel-grade ethanol made from a waste feedstock. Post-consumer PET is abundant, domestically sourced, priced well below agricultural feedstock, and it does not compete with food production. Low carbon fuel standard credit value applies to the finished fuel and is the firmer part of the value case. Federal renewable identification number eligibility remains subject to final renewable-fuel pathway qualification, and we do not assume it.</w:t>
+        <w:t>The intended product is fuel-grade ethanol from a waste feedstock. Post-consumer PET is abundant, domestically sourced, priced well below agricultural feedstock, and it does not compete with food production. Low carbon fuel standard credit value applies to the finished fuel and is the firmer part of the value case. Federal renewable identification number eligibility remains subject to final renewable-fuel pathway qualification, and we do not assume it.</w:t>
       </w:r>
     </w:p>
     <w:p>
@@ -1815,7 +1815,7 @@
                 <w:color w:val="2A2A2A"/>
                 <w:sz w:val="19"/>
               </w:rPr>
-              <w:t>87 words as written  ·  87 with add-on</w:t>
+              <w:t>98 words as written  ·  98 with add-on</w:t>
             </w:r>
           </w:p>
         </w:tc>
@@ -1893,7 +1893,7 @@
                 <w:color w:val="2A2A2A"/>
                 <w:sz w:val="19"/>
               </w:rPr>
-              <w:t>198 words as written  ·  224 with add-on</w:t>
+              <w:t>199 words as written  ·  225 with add-on</w:t>
             </w:r>
           </w:p>
         </w:tc>
@@ -2127,7 +2127,7 @@
                 <w:color w:val="2A2A2A"/>
                 <w:sz w:val="19"/>
               </w:rPr>
-              <w:t>681 words as written  ·  749 with add-on</w:t>
+              <w:t>693 words as written  ·  761 with add-on</w:t>
             </w:r>
           </w:p>
         </w:tc>

--- a/PlastiBioFuel/Funding_Loop/2026-08-22_DOE_SBIR-STTR_FY26-Phase-I-Genesis-Mission/02_Pitch_Responses.docx
+++ b/PlastiBioFuel/Funding_Loop/2026-08-22_DOE_SBIR-STTR_FY26-Phase-I-Genesis-Mission/02_Pitch_Responses.docx
@@ -846,7 +846,7 @@
           <w:color w:val="2A2A2A"/>
           <w:sz w:val="21"/>
         </w:rPr>
-        <w:t>Enzymatic PET recycling is limited by reactor engineering, not enzyme discovery. Conditions are chosen one factor at a time, so little of the design space gets searched.</w:t>
+        <w:t>Enzymatic PET recycling is limited by reactor engineering, not enzyme discovery, and conditions are still chosen one factor at a time.</w:t>
       </w:r>
     </w:p>
     <w:p>
@@ -872,7 +872,7 @@
           <w:color w:val="2A2A2A"/>
           <w:sz w:val="21"/>
         </w:rPr>
-        <w:t>FAST-PETase was reported by the Alper group at UT Austin in 2022, itself produced by machine learning. PlastiBioFuel did not invent the enzyme. Our contributions, covered by USPTO provisional 63/848,456, are the framework immobilization system, the spiral-flow geometry arrived at computationally, and the integrated process. Phase I moves machine learning up one level, from residue selection to reactor operation.</w:t>
+        <w:t>FAST-PETase was reported by the Alper group at UT Austin in 2022, itself produced by machine learning. PlastiBioFuel did not invent it. Our contributions, under USPTO provisional 63/848,456, are the framework immobilization system, the computationally derived spiral-flow geometry, and the integrated process. Phase I moves machine learning from residue selection to reactor operation.</w:t>
       </w:r>
     </w:p>
     <w:p>
@@ -898,7 +898,7 @@
           <w:color w:val="2A2A2A"/>
           <w:sz w:val="21"/>
         </w:rPr>
-        <w:t>Three UNT milestones completed ahead of schedule, in a final report signed by Prof. Shengqian Ma. Free FAST-PETase breaks PET to terephthalic acid, confirmed by HPLC against standards. It loads into TAPB-BPDA-COF with no protein detectable in supernatant at 280 nm. Immobilized it stays active at a diminished rate: 122 µmol/h/mg turnover at 24 hours against a 246 to 348 literature range for free enzyme. UNT attributes the gap to mass transfer, substrate reaching the active site down the COF channel, and to insufficient pre-treatment. Transport is a geometry and flow problem, which is what the model covers. Phase I quantifies where it is trustworthy and ranks the experiments that close the gap.</w:t>
+        <w:t>Three UNT milestones closed ahead of schedule in a report signed by Prof. Shengqian Ma. Free FAST-PETase breaks real post-consumer water bottle PET to terephthalic acid, confirmed by HPLC against standards. It loads into TAPB-BPDA-COF with no protein detectable at 280 nm. Immobilized turnover measured 122 µmol/h/mg at 24 hours against a 246 to 348 literature range for free enzyme, which UNT attributes to mass transfer down the COF channel and poor pre-treatment. A run at 80 °C gave 3.6 times the standard rate, though water loss leaves it confounded, and the lab reads the gain as substrate access rather than kinetics. Two independent observations, one cause: transport. Phase I quantifies where the model is trustworthy and ranks the experiments that separate transport from kinetics.</w:t>
       </w:r>
     </w:p>
     <w:tbl>

--- a/PlastiBioFuel/Funding_Loop/2026-08-22_DOE_SBIR-STTR_FY26-Phase-I-Genesis-Mission/02_Pitch_Responses.docx
+++ b/PlastiBioFuel/Funding_Loop/2026-08-22_DOE_SBIR-STTR_FY26-Phase-I-Genesis-Mission/02_Pitch_Responses.docx
@@ -286,7 +286,7 @@
                 <w:color w:val="045AA9"/>
                 <w:sz w:val="46"/>
               </w:rPr>
-              <w:t>693</w:t>
+              <w:t>691</w:t>
             </w:r>
           </w:p>
           <w:p>
@@ -1442,7 +1442,7 @@
                 <w:spacing w:val="20"/>
                 <w:shd w:val="clear" w:color="auto" w:fill="045AA9"/>
               </w:rPr>
-              <w:t xml:space="preserve"> 197 WORDS </w:t>
+              <w:t xml:space="preserve"> 195 WORDS </w:t>
             </w:r>
           </w:p>
         </w:tc>
@@ -1476,7 +1476,7 @@
           <w:color w:val="2A2A2A"/>
           <w:sz w:val="21"/>
         </w:rPr>
-        <w:t>Michael David Ward, Founder and CEO, is the principal investigator and is primarily employed by PlastiBioFuel. He built the project's simulation and modeling capability and runs it himself, so the computational work Phase I extends stays inside the company rather than moving to a subcontractor. PlastiBioFuel is a service-disabled veteran-owned small business verified through SBA VetCert and holds USPTO provisional 63/848,456. Its laboratory program produced the preliminary data cited here. All work will be performed in the United States.</w:t>
+        <w:t>Michael David Ward, Founder and CEO, is the principal investigator and is primarily employed by PlastiBioFuel. He built the project's simulation and modeling capability and runs it himself, so the computational work Phase I extends stays inside the company rather than moving to a subcontractor. PlastiBioFuel is a service-disabled veteran-owned small business SDVOSB certified and holds USPTO provisional 63/848,456. Its laboratory program produced the preliminary data cited here. All work will be performed in the United States.</w:t>
       </w:r>
     </w:p>
     <w:p>
@@ -2049,7 +2049,7 @@
                 <w:color w:val="2A2A2A"/>
                 <w:sz w:val="19"/>
               </w:rPr>
-              <w:t>197 words as written  ·  216 with add-on</w:t>
+              <w:t>195 words as written  ·  214 with add-on</w:t>
             </w:r>
           </w:p>
         </w:tc>
@@ -2127,7 +2127,7 @@
                 <w:color w:val="2A2A2A"/>
                 <w:sz w:val="19"/>
               </w:rPr>
-              <w:t>693 words as written  ·  761 with add-on</w:t>
+              <w:t>691 words as written  ·  759 with add-on</w:t>
             </w:r>
           </w:p>
         </w:tc>
